--- a/HOPE_AI_Challenge_2026_Rules_ZH.docx
+++ b/HOPE_AI_Challenge_2026_Rules_ZH.docx
@@ -2532,7 +2532,7 @@
           <w:rtl w:val="0"/>
           <w:lang w:val="zh-TW" w:eastAsia="zh-TW"/>
         </w:rPr>
-        <w:t>）运动能力。机器人须具备双脚直立行走能力，能够自主完成跌倒恢复或在裁判许可后由队员协助恢复，唯一允许的运动模式为双足行走、奔跑、跳跃以及人形上肢挥拍动作；所有动作的运动学特征须与人类乒乓球运动员的动作等效。</w:t>
+        <w:t>）运动能力。机器人须具备双脚直立行走能力，能够自主完成跌倒恢复或在裁判许可后由队员协助恢复。所有动作应体现人形仿生特征（如双足步态、上肢挥拍动作），不得采用非人形结构或运动模式（如轮式移动、非肢体式击球装置）。本规则不要求严格的关节角度与人类一致，但应避免明显不符合人形生物力学的异常运动。</w:t>
       </w:r>
     </w:p>
     <w:p>
@@ -2682,7 +2682,7 @@
           <w:rtl w:val="0"/>
           <w:lang w:val="zh-TW" w:eastAsia="zh-TW"/>
         </w:rPr>
-        <w:t>）安全装置。机器人须配备清晰、易于人类对手或裁判一只手即可触发的紧急停止按钮，触发后须立即使机器人停止全部动作，或实现瘫软</w:t>
+        <w:t>）安全装置。机器人须配备清晰、易于参赛场内队员或现场裁判一只手即可触发的紧急停止按钮，触发后须立即使机器人停止全部动作，或实现瘫软</w:t>
       </w:r>
       <w:r>
         <w:rPr>
@@ -3044,7 +3044,7 @@
           <w:rtl w:val="0"/>
           <w:lang w:val="zh-TW" w:eastAsia="zh-TW"/>
         </w:rPr>
-        <w:t>比赛用球，所有比赛与表演赛均须使用同一规格的官方比赛用球。此项对球的反光处理属本赛项相对于 ITTF 2.3 的特别约定，仅在本赛项场内有效，处理后的用球不再具备 ITTF 国际比赛资格。</w:t>
+        <w:t>比赛用球，所有比赛与表演赛均须使用同一规格的官方比赛用球。反光标记及粘附物总质量不得超过 0.1 g，且应在球面上对称粘贴，避免影响飞行轨迹。此项对球的反光处理属本赛项相对于 ITTF 2.3 的特别约定，仅在本赛项场内有效，处理后的用球不再具备 ITTF 国际比赛资格。</w:t>
       </w:r>
     </w:p>
     <w:p>
@@ -4794,7 +4794,7 @@
           <w:rtl w:val="0"/>
           <w:lang w:val="zh-TW" w:eastAsia="zh-TW"/>
         </w:rPr>
-        <w:t>》及奥林匹克乒乓球比赛规则执行。本赛项以总时长封顶（详见本节第 8 款）替代 ITTF 加速比赛系统（Expedite System，对应 ITTF 规则 2.16）。比赛形式与赛制对应 ITTF 规则 2.12（A Match）。</w:t>
+        <w:t>》及奥林匹克乒乓球比赛规则执行。本赛项不强制使用 ITTF 加速比赛系统（Expedite System，对应 ITTF 规则 2.16），如有需要由主裁判现场判定。比赛形式与赛制对应 ITTF 规则 2.12（A Match）。</w:t>
       </w:r>
     </w:p>
     <w:p>
@@ -5858,6 +5858,26 @@
     </w:p>
     <w:p>
       <w:pPr>
+        <w:pStyle w:val="Heading 3"/>
+        <w:spacing w:line="360" w:lineRule="auto"/>
+        <w:ind w:firstLine="480"/>
+      </w:pPr>
+      <w:r>
+        <w:rPr>
+          <w:rtl w:val="0"/>
+        </w:rPr>
+        <w:t xml:space="preserve">10.5.2 </w:t>
+      </w:r>
+      <w:r>
+        <w:rPr>
+          <w:rtl w:val="0"/>
+          <w:lang w:val="zh-TW" w:eastAsia="zh-TW"/>
+        </w:rPr>
+        <w:t>发球规则</w:t>
+      </w:r>
+    </w:p>
+    <w:p>
+      <w:pPr>
         <w:pStyle w:val="Body A"/>
         <w:spacing w:after="120" w:line="360" w:lineRule="auto"/>
         <w:ind w:firstLine="480"/>
@@ -5872,6 +5892,71 @@
           <w:rtl w:val="0"/>
           <w:lang w:val="zh-TW" w:eastAsia="zh-TW"/>
         </w:rPr>
+        <w:t xml:space="preserve">发球规则参照 </w:t>
+      </w:r>
+      <w:r>
+        <w:rPr>
+          <w:rFonts w:ascii="SimSun" w:hAnsi="SimSun"/>
+          <w:b w:val="0"/>
+          <w:bCs w:val="0"/>
+          <w:sz w:val="24"/>
+          <w:szCs w:val="24"/>
+          <w:rtl w:val="0"/>
+        </w:rPr>
+        <w:t xml:space="preserve">ITTF </w:t>
+      </w:r>
+      <w:r>
+        <w:rPr>
+          <w:rFonts w:eastAsia="SimSun" w:hint="eastAsia"/>
+          <w:b w:val="0"/>
+          <w:bCs w:val="0"/>
+          <w:sz w:val="24"/>
+          <w:szCs w:val="24"/>
+          <w:rtl w:val="0"/>
+          <w:lang w:val="zh-TW" w:eastAsia="zh-TW"/>
+        </w:rPr>
+        <w:t xml:space="preserve">规则 </w:t>
+      </w:r>
+      <w:r>
+        <w:rPr>
+          <w:rFonts w:ascii="SimSun" w:hAnsi="SimSun"/>
+          <w:b w:val="0"/>
+          <w:bCs w:val="0"/>
+          <w:sz w:val="24"/>
+          <w:szCs w:val="24"/>
+          <w:rtl w:val="0"/>
+        </w:rPr>
+        <w:t xml:space="preserve">2.6 </w:t>
+      </w:r>
+      <w:r>
+        <w:rPr>
+          <w:rFonts w:eastAsia="SimSun" w:hint="eastAsia"/>
+          <w:b w:val="0"/>
+          <w:bCs w:val="0"/>
+          <w:sz w:val="24"/>
+          <w:szCs w:val="24"/>
+          <w:rtl w:val="0"/>
+          <w:lang w:val="zh-TW" w:eastAsia="zh-TW"/>
+        </w:rPr>
+        <w:t>节制定，并针对人形机器人的执行可行性作出最小化适配。</w:t>
+      </w:r>
+    </w:p>
+    <w:p>
+      <w:pPr>
+        <w:pStyle w:val="Body A"/>
+        <w:spacing w:after="120" w:line="360" w:lineRule="auto"/>
+        <w:ind w:firstLine="480"/>
+      </w:pPr>
+      <w:r>
+        <w:rPr>
+          <w:rFonts w:eastAsia="SimSun" w:hint="eastAsia"/>
+          <w:b w:val="0"/>
+          <w:bCs w:val="0"/>
+          <w:sz w:val="24"/>
+          <w:szCs w:val="24"/>
+          <w:rtl w:val="0"/>
+          <w:lang w:val="zh-TW" w:eastAsia="zh-TW"/>
+        </w:rPr>
         <w:t>（</w:t>
       </w:r>
       <w:r>
@@ -5883,42 +5968,345 @@
           <w:szCs w:val="24"/>
           <w:rtl w:val="0"/>
         </w:rPr>
-        <w:t>8</w:t>
-      </w:r>
-      <w:r>
-        <w:rPr>
-          <w:rFonts w:eastAsia="SimSun" w:hint="eastAsia"/>
-          <w:b w:val="0"/>
-          <w:bCs w:val="0"/>
-          <w:sz w:val="24"/>
-          <w:szCs w:val="24"/>
-          <w:rtl w:val="0"/>
-          <w:lang w:val="zh-TW" w:eastAsia="zh-TW"/>
-        </w:rPr>
-        <w:t xml:space="preserve">）总时长。每场机机比赛总时长（含赛前准备与所有局间休息）不超过 </w:t>
-      </w:r>
-      <w:r>
-        <w:rPr>
-          <w:rFonts w:ascii="SimSun" w:hAnsi="SimSun"/>
-          <w:b w:val="0"/>
-          <w:bCs w:val="0"/>
-          <w:sz w:val="24"/>
-          <w:szCs w:val="24"/>
-          <w:rtl w:val="0"/>
-        </w:rPr>
-        <w:t xml:space="preserve">60 </w:t>
-      </w:r>
-      <w:r>
-        <w:rPr>
-          <w:rFonts w:eastAsia="SimSun" w:hint="eastAsia"/>
-          <w:b w:val="0"/>
-          <w:bCs w:val="0"/>
-          <w:sz w:val="24"/>
-          <w:szCs w:val="24"/>
-          <w:rtl w:val="0"/>
-          <w:lang w:val="zh-TW" w:eastAsia="zh-TW"/>
-        </w:rPr>
-        <w:t>分钟。若到达时间上限仍未结束当前局，由当时领先方获胜；若得分相同，由当场比赛中累计有效击球数多的一方获胜。</w:t>
+        <w:t>1</w:t>
+      </w:r>
+      <w:r>
+        <w:rPr>
+          <w:rFonts w:eastAsia="SimSun" w:hint="eastAsia"/>
+          <w:b w:val="0"/>
+          <w:bCs w:val="0"/>
+          <w:sz w:val="24"/>
+          <w:szCs w:val="24"/>
+          <w:rtl w:val="0"/>
+          <w:lang w:val="zh-TW" w:eastAsia="zh-TW"/>
+        </w:rPr>
+        <w:t>）发球开始时，球须以静止状态置于球台水平面之上。机器人完成发球的具体方式由参赛队自行决定，可由机器人的持拍手或非持拍手承球与抛球，本规则对承球结构及发球姿态不作进一步限定。</w:t>
+      </w:r>
+    </w:p>
+    <w:p>
+      <w:pPr>
+        <w:pStyle w:val="Body A"/>
+        <w:spacing w:after="120" w:line="360" w:lineRule="auto"/>
+        <w:ind w:firstLine="480"/>
+      </w:pPr>
+      <w:r>
+        <w:rPr>
+          <w:rFonts w:eastAsia="SimSun" w:hint="eastAsia"/>
+          <w:b w:val="0"/>
+          <w:bCs w:val="0"/>
+          <w:sz w:val="24"/>
+          <w:szCs w:val="24"/>
+          <w:rtl w:val="0"/>
+          <w:lang w:val="zh-TW" w:eastAsia="zh-TW"/>
+        </w:rPr>
+        <w:t>（</w:t>
+      </w:r>
+      <w:r>
+        <w:rPr>
+          <w:rFonts w:ascii="SimSun" w:hAnsi="SimSun"/>
+          <w:b w:val="0"/>
+          <w:bCs w:val="0"/>
+          <w:sz w:val="24"/>
+          <w:szCs w:val="24"/>
+          <w:rtl w:val="0"/>
+        </w:rPr>
+        <w:t>2</w:t>
+      </w:r>
+      <w:r>
+        <w:rPr>
+          <w:rFonts w:eastAsia="SimSun" w:hint="eastAsia"/>
+          <w:b w:val="0"/>
+          <w:bCs w:val="0"/>
+          <w:sz w:val="24"/>
+          <w:szCs w:val="24"/>
+          <w:rtl w:val="0"/>
+          <w:lang w:val="zh-TW" w:eastAsia="zh-TW"/>
+        </w:rPr>
+        <w:t xml:space="preserve">）发球时，球须从机器人的承球结构上脱离后，在球处于自由飞行（抛起或下落）状态下被击出。本规则不规定最低抛球高度，亦不要求抛球方向严格垂直；但抛球过程中不得对球施加明显的预先旋转（即不得在抛球前对球做出旋转动作以伪装发球）。</w:t>
+      </w:r>
+    </w:p>
+    <w:p>
+      <w:pPr>
+        <w:pStyle w:val="Body A"/>
+        <w:spacing w:after="120" w:line="360" w:lineRule="auto"/>
+        <w:ind w:firstLine="480"/>
+      </w:pPr>
+      <w:r>
+        <w:rPr>
+          <w:rFonts w:eastAsia="SimSun" w:hint="eastAsia"/>
+          <w:b w:val="0"/>
+          <w:bCs w:val="0"/>
+          <w:sz w:val="24"/>
+          <w:szCs w:val="24"/>
+          <w:rtl w:val="0"/>
+          <w:lang w:val="zh-TW" w:eastAsia="zh-TW"/>
+        </w:rPr>
+        <w:t>（</w:t>
+      </w:r>
+      <w:r>
+        <w:rPr>
+          <w:rFonts w:ascii="SimSun" w:hAnsi="SimSun"/>
+          <w:b w:val="0"/>
+          <w:bCs w:val="0"/>
+          <w:sz w:val="24"/>
+          <w:szCs w:val="24"/>
+          <w:rtl w:val="0"/>
+        </w:rPr>
+        <w:t>3</w:t>
+      </w:r>
+      <w:r>
+        <w:rPr>
+          <w:rFonts w:eastAsia="SimSun" w:hint="eastAsia"/>
+          <w:b w:val="0"/>
+          <w:bCs w:val="0"/>
+          <w:sz w:val="24"/>
+          <w:szCs w:val="24"/>
+          <w:rtl w:val="0"/>
+          <w:lang w:val="zh-TW" w:eastAsia="zh-TW"/>
+        </w:rPr>
+        <w:t>）发出的球须先触及发球方半台一次，越过或绕过球网装置后，触及接发方半台的有效区域。</w:t>
+      </w:r>
+    </w:p>
+    <w:p>
+      <w:pPr>
+        <w:pStyle w:val="Body A"/>
+        <w:spacing w:after="120" w:line="360" w:lineRule="auto"/>
+        <w:ind w:firstLine="480"/>
+      </w:pPr>
+      <w:r>
+        <w:rPr>
+          <w:rFonts w:eastAsia="SimSun" w:hint="eastAsia"/>
+          <w:b w:val="0"/>
+          <w:bCs w:val="0"/>
+          <w:sz w:val="24"/>
+          <w:szCs w:val="24"/>
+          <w:rtl w:val="0"/>
+          <w:lang w:val="zh-TW" w:eastAsia="zh-TW"/>
+        </w:rPr>
+        <w:t>（</w:t>
+      </w:r>
+      <w:r>
+        <w:rPr>
+          <w:rFonts w:ascii="SimSun" w:hAnsi="SimSun"/>
+          <w:b w:val="0"/>
+          <w:bCs w:val="0"/>
+          <w:sz w:val="24"/>
+          <w:szCs w:val="24"/>
+          <w:rtl w:val="0"/>
+        </w:rPr>
+        <w:t>4</w:t>
+      </w:r>
+      <w:r>
+        <w:rPr>
+          <w:rFonts w:eastAsia="SimSun" w:hint="eastAsia"/>
+          <w:b w:val="0"/>
+          <w:bCs w:val="0"/>
+          <w:sz w:val="24"/>
+          <w:szCs w:val="24"/>
+          <w:rtl w:val="0"/>
+          <w:lang w:val="zh-TW" w:eastAsia="zh-TW"/>
+        </w:rPr>
+        <w:t>）从抛球开始至击球的整个过程，球须全程位于球台水平面之上，且应保持对裁判与对方机器人可见，不得被发球方机器人本体的任何部位刻意遮挡。</w:t>
+      </w:r>
+    </w:p>
+    <w:p>
+      <w:pPr>
+        <w:pStyle w:val="Body A"/>
+        <w:spacing w:after="120" w:line="360" w:lineRule="auto"/>
+        <w:ind w:firstLine="480"/>
+      </w:pPr>
+      <w:r>
+        <w:rPr>
+          <w:rFonts w:eastAsia="SimSun" w:hint="eastAsia"/>
+          <w:b w:val="0"/>
+          <w:bCs w:val="0"/>
+          <w:sz w:val="24"/>
+          <w:szCs w:val="24"/>
+          <w:rtl w:val="0"/>
+          <w:lang w:val="zh-TW" w:eastAsia="zh-TW"/>
+        </w:rPr>
+        <w:t>（</w:t>
+      </w:r>
+      <w:r>
+        <w:rPr>
+          <w:rFonts w:ascii="SimSun" w:hAnsi="SimSun"/>
+          <w:b w:val="0"/>
+          <w:bCs w:val="0"/>
+          <w:sz w:val="24"/>
+          <w:szCs w:val="24"/>
+          <w:rtl w:val="0"/>
+        </w:rPr>
+        <w:t>5</w:t>
+      </w:r>
+      <w:r>
+        <w:rPr>
+          <w:rFonts w:eastAsia="SimSun" w:hint="eastAsia"/>
+          <w:b w:val="0"/>
+          <w:bCs w:val="0"/>
+          <w:sz w:val="24"/>
+          <w:szCs w:val="24"/>
+          <w:rtl w:val="0"/>
+          <w:lang w:val="zh-TW" w:eastAsia="zh-TW"/>
+        </w:rPr>
+        <w:t>）发球节奏限制（</w:t>
+      </w:r>
+      <w:r>
+        <w:rPr>
+          <w:rFonts w:ascii="SimSun" w:hAnsi="SimSun"/>
+          <w:b w:val="0"/>
+          <w:bCs w:val="0"/>
+          <w:sz w:val="24"/>
+          <w:szCs w:val="24"/>
+          <w:rtl w:val="0"/>
+        </w:rPr>
+        <w:t xml:space="preserve">10 </w:t>
+      </w:r>
+      <w:r>
+        <w:rPr>
+          <w:rFonts w:eastAsia="SimSun" w:hint="eastAsia"/>
+          <w:b w:val="0"/>
+          <w:bCs w:val="0"/>
+          <w:sz w:val="24"/>
+          <w:szCs w:val="24"/>
+          <w:rtl w:val="0"/>
+          <w:lang w:val="zh-TW" w:eastAsia="zh-TW"/>
+        </w:rPr>
+        <w:t xml:space="preserve">秒规则）。每一分开始时，发球方机器人在获得乒乓球的控制后（即发球用球被放置或交至发球方机器人本体并由主裁判示意可以发球），必须在 </w:t>
+      </w:r>
+      <w:r>
+        <w:rPr>
+          <w:rFonts w:ascii="SimSun" w:hAnsi="SimSun"/>
+          <w:b w:val="0"/>
+          <w:bCs w:val="0"/>
+          <w:sz w:val="24"/>
+          <w:szCs w:val="24"/>
+          <w:rtl w:val="0"/>
+        </w:rPr>
+        <w:t xml:space="preserve">10 </w:t>
+      </w:r>
+      <w:r>
+        <w:rPr>
+          <w:rFonts w:eastAsia="SimSun" w:hint="eastAsia"/>
+          <w:b w:val="0"/>
+          <w:bCs w:val="0"/>
+          <w:sz w:val="24"/>
+          <w:szCs w:val="24"/>
+          <w:rtl w:val="0"/>
+          <w:lang w:val="zh-TW" w:eastAsia="zh-TW"/>
+        </w:rPr>
+        <w:t xml:space="preserve">秒钟内完成发球动作。超过 </w:t>
+      </w:r>
+      <w:r>
+        <w:rPr>
+          <w:rFonts w:ascii="SimSun" w:hAnsi="SimSun"/>
+          <w:b w:val="0"/>
+          <w:bCs w:val="0"/>
+          <w:sz w:val="24"/>
+          <w:szCs w:val="24"/>
+          <w:rtl w:val="0"/>
+        </w:rPr>
+        <w:t xml:space="preserve">10 </w:t>
+      </w:r>
+      <w:r>
+        <w:rPr>
+          <w:rFonts w:eastAsia="SimSun" w:hint="eastAsia"/>
+          <w:b w:val="0"/>
+          <w:bCs w:val="0"/>
+          <w:sz w:val="24"/>
+          <w:szCs w:val="24"/>
+          <w:rtl w:val="0"/>
+          <w:lang w:val="zh-TW" w:eastAsia="zh-TW"/>
+        </w:rPr>
+        <w:t xml:space="preserve">秒未完成有效发球的，判为发球失误，对方得 </w:t>
+      </w:r>
+      <w:r>
+        <w:rPr>
+          <w:rFonts w:ascii="SimSun" w:hAnsi="SimSun"/>
+          <w:b w:val="0"/>
+          <w:bCs w:val="0"/>
+          <w:sz w:val="24"/>
+          <w:szCs w:val="24"/>
+          <w:rtl w:val="0"/>
+          <w:lang w:val="ru-RU"/>
+        </w:rPr>
+        <w:t xml:space="preserve">1 </w:t>
+      </w:r>
+      <w:r>
+        <w:rPr>
+          <w:rFonts w:eastAsia="SimSun" w:hint="eastAsia"/>
+          <w:b w:val="0"/>
+          <w:bCs w:val="0"/>
+          <w:sz w:val="24"/>
+          <w:szCs w:val="24"/>
+          <w:rtl w:val="0"/>
+          <w:lang w:val="zh-TW" w:eastAsia="zh-TW"/>
+        </w:rPr>
+        <w:t xml:space="preserve">分（详见 </w:t>
+      </w:r>
+      <w:r>
+        <w:rPr>
+          <w:rFonts w:ascii="SimSun" w:hAnsi="SimSun"/>
+          <w:b w:val="0"/>
+          <w:bCs w:val="0"/>
+          <w:sz w:val="24"/>
+          <w:szCs w:val="24"/>
+          <w:rtl w:val="0"/>
+        </w:rPr>
+        <w:t xml:space="preserve">10.5.6 </w:t>
+      </w:r>
+      <w:r>
+        <w:rPr>
+          <w:rFonts w:eastAsia="SimSun" w:hint="eastAsia"/>
+          <w:b w:val="0"/>
+          <w:bCs w:val="0"/>
+          <w:sz w:val="24"/>
+          <w:szCs w:val="24"/>
+          <w:rtl w:val="0"/>
+          <w:lang w:val="zh-TW" w:eastAsia="zh-TW"/>
+        </w:rPr>
+        <w:t>节处罚表）。每局首球的 10 秒计时从主裁判发出 go 指令开始；其余各分的 10 秒计时从主裁判示意【可以发球】、或发球用球被放置／交至发球方机器人之时开始。</w:t>
+      </w:r>
+    </w:p>
+    <w:p>
+      <w:pPr>
+        <w:pStyle w:val="Body A"/>
+        <w:spacing w:after="120" w:line="360" w:lineRule="auto"/>
+        <w:ind w:firstLine="480"/>
+      </w:pPr>
+      <w:r>
+        <w:rPr>
+          <w:rFonts w:eastAsia="SimSun" w:hint="eastAsia"/>
+          <w:b w:val="0"/>
+          <w:bCs w:val="0"/>
+          <w:sz w:val="24"/>
+          <w:szCs w:val="24"/>
+          <w:rtl w:val="0"/>
+          <w:lang w:val="zh-TW" w:eastAsia="zh-TW"/>
+        </w:rPr>
+        <w:t>（</w:t>
+      </w:r>
+      <w:r>
+        <w:rPr>
+          <w:rFonts w:ascii="SimSun" w:hAnsi="SimSun"/>
+          <w:b w:val="0"/>
+          <w:bCs w:val="0"/>
+          <w:sz w:val="24"/>
+          <w:szCs w:val="24"/>
+          <w:rtl w:val="0"/>
+        </w:rPr>
+        <w:t>6</w:t>
+      </w:r>
+      <w:r>
+        <w:rPr>
+          <w:rFonts w:eastAsia="SimSun" w:hint="eastAsia"/>
+          <w:b w:val="0"/>
+          <w:bCs w:val="0"/>
+          <w:sz w:val="24"/>
+          <w:szCs w:val="24"/>
+          <w:rtl w:val="0"/>
+          <w:lang w:val="zh-TW" w:eastAsia="zh-TW"/>
+        </w:rPr>
+        <w:t>）允许参赛机器人采用任何符合上述发球要求的人形仿生发球方式（正手、反手、下旋、侧旋、上旋等），但严禁使用机械抛球器、气动装置等机器人本体之外的辅助装置发球。</w:t>
       </w:r>
     </w:p>
     <w:p>
@@ -5931,14 +6319,14 @@
         <w:rPr>
           <w:rtl w:val="0"/>
         </w:rPr>
-        <w:t xml:space="preserve">10.5.2 </w:t>
-      </w:r>
-      <w:r>
-        <w:rPr>
-          <w:rtl w:val="0"/>
-          <w:lang w:val="zh-TW" w:eastAsia="zh-TW"/>
-        </w:rPr>
-        <w:t>发球规则</w:t>
+        <w:t xml:space="preserve">10.5.3 </w:t>
+      </w:r>
+      <w:r>
+        <w:rPr>
+          <w:rtl w:val="0"/>
+          <w:lang w:val="zh-TW" w:eastAsia="zh-TW"/>
+        </w:rPr>
+        <w:t>对拉与得分规则</w:t>
       </w:r>
     </w:p>
     <w:p>
@@ -5957,7 +6345,7 @@
           <w:rtl w:val="0"/>
           <w:lang w:val="zh-TW" w:eastAsia="zh-TW"/>
         </w:rPr>
-        <w:t xml:space="preserve">发球规则参照 </w:t>
+        <w:t xml:space="preserve">对拉与得分规则在不与本节冲突的情况下参照 </w:t>
       </w:r>
       <w:r>
         <w:rPr>
@@ -5991,19 +6379,65 @@
           <w:szCs w:val="24"/>
           <w:rtl w:val="0"/>
         </w:rPr>
-        <w:t xml:space="preserve">2.6 </w:t>
-      </w:r>
-      <w:r>
-        <w:rPr>
-          <w:rFonts w:eastAsia="SimSun" w:hint="eastAsia"/>
-          <w:b w:val="0"/>
-          <w:bCs w:val="0"/>
-          <w:sz w:val="24"/>
-          <w:szCs w:val="24"/>
-          <w:rtl w:val="0"/>
-          <w:lang w:val="zh-TW" w:eastAsia="zh-TW"/>
-        </w:rPr>
-        <w:t>节制定，并针对人形机器人的执行可行性作出最小化适配。</w:t>
+        <w:t>2.7</w:t>
+      </w:r>
+      <w:r>
+        <w:rPr>
+          <w:rFonts w:eastAsia="SimSun" w:hint="eastAsia"/>
+          <w:b w:val="0"/>
+          <w:bCs w:val="0"/>
+          <w:sz w:val="24"/>
+          <w:szCs w:val="24"/>
+          <w:rtl w:val="0"/>
+          <w:lang w:val="zh-TW" w:eastAsia="zh-TW"/>
+        </w:rPr>
+        <w:t>（合法回击）、</w:t>
+      </w:r>
+      <w:r>
+        <w:rPr>
+          <w:rFonts w:ascii="SimSun" w:hAnsi="SimSun"/>
+          <w:b w:val="0"/>
+          <w:bCs w:val="0"/>
+          <w:sz w:val="24"/>
+          <w:szCs w:val="24"/>
+          <w:rtl w:val="0"/>
+        </w:rPr>
+        <w:t>2.9</w:t>
+      </w:r>
+      <w:r>
+        <w:rPr>
+          <w:rFonts w:eastAsia="SimSun" w:hint="eastAsia"/>
+          <w:b w:val="0"/>
+          <w:bCs w:val="0"/>
+          <w:sz w:val="24"/>
+          <w:szCs w:val="24"/>
+          <w:rtl w:val="0"/>
+          <w:lang w:val="zh-TW" w:eastAsia="zh-TW"/>
+        </w:rPr>
+        <w:t xml:space="preserve">（重发球）与 </w:t>
+      </w:r>
+      <w:r>
+        <w:rPr>
+          <w:rFonts w:ascii="SimSun" w:hAnsi="SimSun"/>
+          <w:b w:val="0"/>
+          <w:bCs w:val="0"/>
+          <w:sz w:val="24"/>
+          <w:szCs w:val="24"/>
+          <w:rtl w:val="0"/>
+        </w:rPr>
+        <w:t>2.10</w:t>
+      </w:r>
+      <w:r>
+        <w:rPr>
+          <w:rFonts w:eastAsia="SimSun" w:hint="eastAsia"/>
+          <w:b w:val="0"/>
+          <w:bCs w:val="0"/>
+          <w:sz w:val="24"/>
+          <w:szCs w:val="24"/>
+          <w:rtl w:val="0"/>
+          <w:lang w:val="zh-TW" w:eastAsia="zh-TW"/>
+        </w:rPr>
+        <w:t>（一分的判定）执行。</w:t>
       </w:r>
     </w:p>
     <w:p>
@@ -6045,7 +6479,7 @@
           <w:rtl w:val="0"/>
           <w:lang w:val="zh-TW" w:eastAsia="zh-TW"/>
         </w:rPr>
-        <w:t>）发球开始时，球须以静止状态置于球台水平面之上、发球方端线之后的位置（参照 ITTF 2.6.1）。机器人完成发球的具体方式（包括以何种结构承球）由参赛队自行决定，本规则不作限定。</w:t>
+        <w:t>）每一回合中，球应在两侧半台之间交替反弹。当球落到己方半台后，本方须在球第二次落地之前将球击回（参照 ITTF 规则 2.5.7 关于"击球"的定义与 2.10.1.2），并使球先越过或绕过球网装置后落于对方半台；若未能合法击回，则对方得分。</w:t>
       </w:r>
     </w:p>
     <w:p>
@@ -6087,30 +6521,7 @@
           <w:rtl w:val="0"/>
           <w:lang w:val="zh-TW" w:eastAsia="zh-TW"/>
         </w:rPr>
-        <w:t xml:space="preserve">）发球时，球须以接近垂直的方向向上抛起至少 </w:t>
-      </w:r>
-      <w:r>
-        <w:rPr>
-          <w:rFonts w:ascii="SimSun" w:hAnsi="SimSun"/>
-          <w:b w:val="0"/>
-          <w:bCs w:val="0"/>
-          <w:sz w:val="24"/>
-          <w:szCs w:val="24"/>
-          <w:rtl w:val="0"/>
-        </w:rPr>
-        <w:t>16 cm</w:t>
-      </w:r>
-      <w:r>
-        <w:rPr>
-          <w:rFonts w:eastAsia="SimSun" w:hint="eastAsia"/>
-          <w:b w:val="0"/>
-          <w:bCs w:val="0"/>
-          <w:sz w:val="24"/>
-          <w:szCs w:val="24"/>
-          <w:rtl w:val="0"/>
-          <w:lang w:val="zh-TW" w:eastAsia="zh-TW"/>
-        </w:rPr>
-        <w:t>，过程中不得施加任何旋转，并在下落过程中击球。</w:t>
+        <w:t>）以下情形判对方得分（参照 ITTF 规则 2.10.1.5–2.10.1.10）：未能合法发球；未能合法回击；连续两次击球；以持拍手或持拍手手腕以下部位以外的部位击球（与 ITTF 2.5.7 对"击球"的定义一致）；身体或所携带物品触碰球网或球网支架；身体触碰对方半台台面；将球击出对方台面边线之外。</w:t>
       </w:r>
     </w:p>
     <w:p>
@@ -6152,7 +6563,30 @@
           <w:rtl w:val="0"/>
           <w:lang w:val="zh-TW" w:eastAsia="zh-TW"/>
         </w:rPr>
-        <w:t>）发出的球须先触及发球方半台一次，越过或绕过球网装置后，触及接发方半台的有效区域。</w:t>
+        <w:t>）以下情形判重发球（</w:t>
+      </w:r>
+      <w:r>
+        <w:rPr>
+          <w:rFonts w:ascii="SimSun" w:hAnsi="SimSun"/>
+          <w:b w:val="0"/>
+          <w:bCs w:val="0"/>
+          <w:sz w:val="24"/>
+          <w:szCs w:val="24"/>
+          <w:rtl w:val="0"/>
+        </w:rPr>
+        <w:t>let</w:t>
+      </w:r>
+      <w:r>
+        <w:rPr>
+          <w:rFonts w:eastAsia="SimSun" w:hint="eastAsia"/>
+          <w:b w:val="0"/>
+          <w:bCs w:val="0"/>
+          <w:sz w:val="24"/>
+          <w:szCs w:val="24"/>
+          <w:rtl w:val="0"/>
+          <w:lang w:val="zh-TW" w:eastAsia="zh-TW"/>
+        </w:rPr>
+        <w:t>）：合法发球时球触网后落入对方有效区域；接发方未做好接球准备；裁判暂停比赛；动作捕捉系统短暂掉线导致无法判定（最后一项让球条件为本赛项在 ITTF 2.9 之上新增）。</w:t>
       </w:r>
     </w:p>
     <w:p>
@@ -6194,7 +6628,7 @@
           <w:rtl w:val="0"/>
           <w:lang w:val="zh-TW" w:eastAsia="zh-TW"/>
         </w:rPr>
-        <w:t>）从抛球开始至击球的整个过程，球须全程位于球台水平面之上，且应保持对裁判与对方机器人可见，不得被发球方机器人本体的任何部位刻意遮挡。</w:t>
+        <w:t>）允许机器人靠近球台、必要时进行步态调整与重心转移，但任何一足或任何身体部位触碰己方台面、穿越球网装置或越过球台中线进入对方一侧空间，均判该球失分。</w:t>
       </w:r>
     </w:p>
     <w:p>
@@ -6236,663 +6670,6 @@
           <w:rtl w:val="0"/>
           <w:lang w:val="zh-TW" w:eastAsia="zh-TW"/>
         </w:rPr>
-        <w:t>）发球节奏限制（</w:t>
-      </w:r>
-      <w:r>
-        <w:rPr>
-          <w:rFonts w:ascii="SimSun" w:hAnsi="SimSun"/>
-          <w:b w:val="0"/>
-          <w:bCs w:val="0"/>
-          <w:sz w:val="24"/>
-          <w:szCs w:val="24"/>
-          <w:rtl w:val="0"/>
-        </w:rPr>
-        <w:t xml:space="preserve">10 </w:t>
-      </w:r>
-      <w:r>
-        <w:rPr>
-          <w:rFonts w:eastAsia="SimSun" w:hint="eastAsia"/>
-          <w:b w:val="0"/>
-          <w:bCs w:val="0"/>
-          <w:sz w:val="24"/>
-          <w:szCs w:val="24"/>
-          <w:rtl w:val="0"/>
-          <w:lang w:val="zh-TW" w:eastAsia="zh-TW"/>
-        </w:rPr>
-        <w:t xml:space="preserve">秒规则）。每一分开始时，发球方机器人在获得乒乓球的控制后（即发球用球被放置或交至发球方机器人本体并由主裁判示意可以发球），必须在 </w:t>
-      </w:r>
-      <w:r>
-        <w:rPr>
-          <w:rFonts w:ascii="SimSun" w:hAnsi="SimSun"/>
-          <w:b w:val="0"/>
-          <w:bCs w:val="0"/>
-          <w:sz w:val="24"/>
-          <w:szCs w:val="24"/>
-          <w:rtl w:val="0"/>
-        </w:rPr>
-        <w:t xml:space="preserve">10 </w:t>
-      </w:r>
-      <w:r>
-        <w:rPr>
-          <w:rFonts w:eastAsia="SimSun" w:hint="eastAsia"/>
-          <w:b w:val="0"/>
-          <w:bCs w:val="0"/>
-          <w:sz w:val="24"/>
-          <w:szCs w:val="24"/>
-          <w:rtl w:val="0"/>
-          <w:lang w:val="zh-TW" w:eastAsia="zh-TW"/>
-        </w:rPr>
-        <w:t xml:space="preserve">秒钟内完成发球动作。超过 </w:t>
-      </w:r>
-      <w:r>
-        <w:rPr>
-          <w:rFonts w:ascii="SimSun" w:hAnsi="SimSun"/>
-          <w:b w:val="0"/>
-          <w:bCs w:val="0"/>
-          <w:sz w:val="24"/>
-          <w:szCs w:val="24"/>
-          <w:rtl w:val="0"/>
-        </w:rPr>
-        <w:t xml:space="preserve">10 </w:t>
-      </w:r>
-      <w:r>
-        <w:rPr>
-          <w:rFonts w:eastAsia="SimSun" w:hint="eastAsia"/>
-          <w:b w:val="0"/>
-          <w:bCs w:val="0"/>
-          <w:sz w:val="24"/>
-          <w:szCs w:val="24"/>
-          <w:rtl w:val="0"/>
-          <w:lang w:val="zh-TW" w:eastAsia="zh-TW"/>
-        </w:rPr>
-        <w:t xml:space="preserve">秒未完成有效发球的，判为发球失误，对方得 </w:t>
-      </w:r>
-      <w:r>
-        <w:rPr>
-          <w:rFonts w:ascii="SimSun" w:hAnsi="SimSun"/>
-          <w:b w:val="0"/>
-          <w:bCs w:val="0"/>
-          <w:sz w:val="24"/>
-          <w:szCs w:val="24"/>
-          <w:rtl w:val="0"/>
-          <w:lang w:val="ru-RU"/>
-        </w:rPr>
-        <w:t xml:space="preserve">1 </w:t>
-      </w:r>
-      <w:r>
-        <w:rPr>
-          <w:rFonts w:eastAsia="SimSun" w:hint="eastAsia"/>
-          <w:b w:val="0"/>
-          <w:bCs w:val="0"/>
-          <w:sz w:val="24"/>
-          <w:szCs w:val="24"/>
-          <w:rtl w:val="0"/>
-          <w:lang w:val="zh-TW" w:eastAsia="zh-TW"/>
-        </w:rPr>
-        <w:t xml:space="preserve">分（详见 </w:t>
-      </w:r>
-      <w:r>
-        <w:rPr>
-          <w:rFonts w:ascii="SimSun" w:hAnsi="SimSun"/>
-          <w:b w:val="0"/>
-          <w:bCs w:val="0"/>
-          <w:sz w:val="24"/>
-          <w:szCs w:val="24"/>
-          <w:rtl w:val="0"/>
-        </w:rPr>
-        <w:t xml:space="preserve">10.5.6 </w:t>
-      </w:r>
-      <w:r>
-        <w:rPr>
-          <w:rFonts w:eastAsia="SimSun" w:hint="eastAsia"/>
-          <w:b w:val="0"/>
-          <w:bCs w:val="0"/>
-          <w:sz w:val="24"/>
-          <w:szCs w:val="24"/>
-          <w:rtl w:val="0"/>
-          <w:lang w:val="zh-TW" w:eastAsia="zh-TW"/>
-        </w:rPr>
-        <w:t>节处罚表）。</w:t>
-      </w:r>
-    </w:p>
-    <w:p>
-      <w:pPr>
-        <w:pStyle w:val="Body A"/>
-        <w:spacing w:after="120" w:line="360" w:lineRule="auto"/>
-        <w:ind w:firstLine="480"/>
-      </w:pPr>
-      <w:r>
-        <w:rPr>
-          <w:rFonts w:eastAsia="SimSun" w:hint="eastAsia"/>
-          <w:b w:val="0"/>
-          <w:bCs w:val="0"/>
-          <w:sz w:val="24"/>
-          <w:szCs w:val="24"/>
-          <w:rtl w:val="0"/>
-          <w:lang w:val="zh-TW" w:eastAsia="zh-TW"/>
-        </w:rPr>
-        <w:t>（</w:t>
-      </w:r>
-      <w:r>
-        <w:rPr>
-          <w:rFonts w:ascii="SimSun" w:hAnsi="SimSun"/>
-          <w:b w:val="0"/>
-          <w:bCs w:val="0"/>
-          <w:sz w:val="24"/>
-          <w:szCs w:val="24"/>
-          <w:rtl w:val="0"/>
-        </w:rPr>
-        <w:t>6</w:t>
-      </w:r>
-      <w:r>
-        <w:rPr>
-          <w:rFonts w:eastAsia="SimSun" w:hint="eastAsia"/>
-          <w:b w:val="0"/>
-          <w:bCs w:val="0"/>
-          <w:sz w:val="24"/>
-          <w:szCs w:val="24"/>
-          <w:rtl w:val="0"/>
-          <w:lang w:val="zh-TW" w:eastAsia="zh-TW"/>
-        </w:rPr>
-        <w:t xml:space="preserve">）每场比赛首局的首次发球，机器人须在收到主裁判 </w:t>
-      </w:r>
-      <w:r>
-        <w:rPr>
-          <w:rFonts w:ascii="SimSun" w:hAnsi="SimSun"/>
-          <w:b w:val="0"/>
-          <w:bCs w:val="0"/>
-          <w:sz w:val="24"/>
-          <w:szCs w:val="24"/>
-          <w:rtl w:val="0"/>
-        </w:rPr>
-        <w:t xml:space="preserve">go </w:t>
-      </w:r>
-      <w:r>
-        <w:rPr>
-          <w:rFonts w:eastAsia="SimSun" w:hint="eastAsia"/>
-          <w:b w:val="0"/>
-          <w:bCs w:val="0"/>
-          <w:sz w:val="24"/>
-          <w:szCs w:val="24"/>
-          <w:rtl w:val="0"/>
-          <w:lang w:val="zh-TW" w:eastAsia="zh-TW"/>
-        </w:rPr>
-        <w:t xml:space="preserve">指令后 </w:t>
-      </w:r>
-      <w:r>
-        <w:rPr>
-          <w:rFonts w:ascii="SimSun" w:hAnsi="SimSun"/>
-          <w:b w:val="0"/>
-          <w:bCs w:val="0"/>
-          <w:sz w:val="24"/>
-          <w:szCs w:val="24"/>
-          <w:rtl w:val="0"/>
-        </w:rPr>
-        <w:t xml:space="preserve">10 </w:t>
-      </w:r>
-      <w:r>
-        <w:rPr>
-          <w:rFonts w:eastAsia="SimSun" w:hint="eastAsia"/>
-          <w:b w:val="0"/>
-          <w:bCs w:val="0"/>
-          <w:sz w:val="24"/>
-          <w:szCs w:val="24"/>
-          <w:rtl w:val="0"/>
-          <w:lang w:val="zh-TW" w:eastAsia="zh-TW"/>
-        </w:rPr>
-        <w:t xml:space="preserve">秒内完成发球；超时未完成发球判失 </w:t>
-      </w:r>
-      <w:r>
-        <w:rPr>
-          <w:rFonts w:ascii="SimSun" w:hAnsi="SimSun"/>
-          <w:b w:val="0"/>
-          <w:bCs w:val="0"/>
-          <w:sz w:val="24"/>
-          <w:szCs w:val="24"/>
-          <w:rtl w:val="0"/>
-          <w:lang w:val="ru-RU"/>
-        </w:rPr>
-        <w:t xml:space="preserve">1 </w:t>
-      </w:r>
-      <w:r>
-        <w:rPr>
-          <w:rFonts w:eastAsia="SimSun" w:hint="eastAsia"/>
-          <w:b w:val="0"/>
-          <w:bCs w:val="0"/>
-          <w:sz w:val="24"/>
-          <w:szCs w:val="24"/>
-          <w:rtl w:val="0"/>
-          <w:lang w:val="zh-TW" w:eastAsia="zh-TW"/>
-        </w:rPr>
-        <w:t>分。本规则与本节（</w:t>
-      </w:r>
-      <w:r>
-        <w:rPr>
-          <w:rFonts w:ascii="SimSun" w:hAnsi="SimSun"/>
-          <w:b w:val="0"/>
-          <w:bCs w:val="0"/>
-          <w:sz w:val="24"/>
-          <w:szCs w:val="24"/>
-          <w:rtl w:val="0"/>
-        </w:rPr>
-        <w:t>5</w:t>
-      </w:r>
-      <w:r>
-        <w:rPr>
-          <w:rFonts w:eastAsia="SimSun" w:hint="eastAsia"/>
-          <w:b w:val="0"/>
-          <w:bCs w:val="0"/>
-          <w:sz w:val="24"/>
-          <w:szCs w:val="24"/>
-          <w:rtl w:val="0"/>
-          <w:lang w:val="zh-TW" w:eastAsia="zh-TW"/>
-        </w:rPr>
-        <w:t>）一致执行。</w:t>
-      </w:r>
-    </w:p>
-    <w:p>
-      <w:pPr>
-        <w:pStyle w:val="Body A"/>
-        <w:spacing w:after="120" w:line="360" w:lineRule="auto"/>
-        <w:ind w:firstLine="480"/>
-      </w:pPr>
-      <w:r>
-        <w:rPr>
-          <w:rFonts w:eastAsia="SimSun" w:hint="eastAsia"/>
-          <w:b w:val="0"/>
-          <w:bCs w:val="0"/>
-          <w:sz w:val="24"/>
-          <w:szCs w:val="24"/>
-          <w:rtl w:val="0"/>
-          <w:lang w:val="zh-TW" w:eastAsia="zh-TW"/>
-        </w:rPr>
-        <w:t>（</w:t>
-      </w:r>
-      <w:r>
-        <w:rPr>
-          <w:rFonts w:ascii="SimSun" w:hAnsi="SimSun"/>
-          <w:b w:val="0"/>
-          <w:bCs w:val="0"/>
-          <w:sz w:val="24"/>
-          <w:szCs w:val="24"/>
-          <w:rtl w:val="0"/>
-        </w:rPr>
-        <w:t>7</w:t>
-      </w:r>
-      <w:r>
-        <w:rPr>
-          <w:rFonts w:eastAsia="SimSun" w:hint="eastAsia"/>
-          <w:b w:val="0"/>
-          <w:bCs w:val="0"/>
-          <w:sz w:val="24"/>
-          <w:szCs w:val="24"/>
-          <w:rtl w:val="0"/>
-          <w:lang w:val="zh-TW" w:eastAsia="zh-TW"/>
-        </w:rPr>
-        <w:t>）允许参赛机器人采用任何符合上述抛球与击球点要求的人形仿生发球方式（正手、反手、下旋、侧旋、上旋等），但严禁使用机械抛球器、气动装置等机器人本体之外的辅助装置发球。</w:t>
-      </w:r>
-    </w:p>
-    <w:p>
-      <w:pPr>
-        <w:pStyle w:val="Heading 3"/>
-        <w:spacing w:line="360" w:lineRule="auto"/>
-        <w:ind w:firstLine="480"/>
-      </w:pPr>
-      <w:r>
-        <w:rPr>
-          <w:rtl w:val="0"/>
-        </w:rPr>
-        <w:t xml:space="preserve">10.5.3 </w:t>
-      </w:r>
-      <w:r>
-        <w:rPr>
-          <w:rtl w:val="0"/>
-          <w:lang w:val="zh-TW" w:eastAsia="zh-TW"/>
-        </w:rPr>
-        <w:t>对拉与得分规则</w:t>
-      </w:r>
-    </w:p>
-    <w:p>
-      <w:pPr>
-        <w:pStyle w:val="Body A"/>
-        <w:spacing w:after="120" w:line="360" w:lineRule="auto"/>
-        <w:ind w:firstLine="480"/>
-      </w:pPr>
-      <w:r>
-        <w:rPr>
-          <w:rFonts w:eastAsia="SimSun" w:hint="eastAsia"/>
-          <w:b w:val="0"/>
-          <w:bCs w:val="0"/>
-          <w:sz w:val="24"/>
-          <w:szCs w:val="24"/>
-          <w:rtl w:val="0"/>
-          <w:lang w:val="zh-TW" w:eastAsia="zh-TW"/>
-        </w:rPr>
-        <w:t xml:space="preserve">对拉与得分规则在不与本节冲突的情况下参照 </w:t>
-      </w:r>
-      <w:r>
-        <w:rPr>
-          <w:rFonts w:ascii="SimSun" w:hAnsi="SimSun"/>
-          <w:b w:val="0"/>
-          <w:bCs w:val="0"/>
-          <w:sz w:val="24"/>
-          <w:szCs w:val="24"/>
-          <w:rtl w:val="0"/>
-        </w:rPr>
-        <w:t xml:space="preserve">ITTF </w:t>
-      </w:r>
-      <w:r>
-        <w:rPr>
-          <w:rFonts w:eastAsia="SimSun" w:hint="eastAsia"/>
-          <w:b w:val="0"/>
-          <w:bCs w:val="0"/>
-          <w:sz w:val="24"/>
-          <w:szCs w:val="24"/>
-          <w:rtl w:val="0"/>
-          <w:lang w:val="zh-TW" w:eastAsia="zh-TW"/>
-        </w:rPr>
-        <w:t xml:space="preserve">规则 </w:t>
-      </w:r>
-      <w:r>
-        <w:rPr>
-          <w:rFonts w:ascii="SimSun" w:hAnsi="SimSun"/>
-          <w:b w:val="0"/>
-          <w:bCs w:val="0"/>
-          <w:sz w:val="24"/>
-          <w:szCs w:val="24"/>
-          <w:rtl w:val="0"/>
-        </w:rPr>
-        <w:t>2.7</w:t>
-      </w:r>
-      <w:r>
-        <w:rPr>
-          <w:rFonts w:eastAsia="SimSun" w:hint="eastAsia"/>
-          <w:b w:val="0"/>
-          <w:bCs w:val="0"/>
-          <w:sz w:val="24"/>
-          <w:szCs w:val="24"/>
-          <w:rtl w:val="0"/>
-          <w:lang w:val="zh-TW" w:eastAsia="zh-TW"/>
-        </w:rPr>
-        <w:t>（合法回击）、</w:t>
-      </w:r>
-      <w:r>
-        <w:rPr>
-          <w:rFonts w:ascii="SimSun" w:hAnsi="SimSun"/>
-          <w:b w:val="0"/>
-          <w:bCs w:val="0"/>
-          <w:sz w:val="24"/>
-          <w:szCs w:val="24"/>
-          <w:rtl w:val="0"/>
-        </w:rPr>
-        <w:t>2.9</w:t>
-      </w:r>
-      <w:r>
-        <w:rPr>
-          <w:rFonts w:eastAsia="SimSun" w:hint="eastAsia"/>
-          <w:b w:val="0"/>
-          <w:bCs w:val="0"/>
-          <w:sz w:val="24"/>
-          <w:szCs w:val="24"/>
-          <w:rtl w:val="0"/>
-          <w:lang w:val="zh-TW" w:eastAsia="zh-TW"/>
-        </w:rPr>
-        <w:t xml:space="preserve">（重发球）与 </w:t>
-      </w:r>
-      <w:r>
-        <w:rPr>
-          <w:rFonts w:ascii="SimSun" w:hAnsi="SimSun"/>
-          <w:b w:val="0"/>
-          <w:bCs w:val="0"/>
-          <w:sz w:val="24"/>
-          <w:szCs w:val="24"/>
-          <w:rtl w:val="0"/>
-        </w:rPr>
-        <w:t>2.10</w:t>
-      </w:r>
-      <w:r>
-        <w:rPr>
-          <w:rFonts w:eastAsia="SimSun" w:hint="eastAsia"/>
-          <w:b w:val="0"/>
-          <w:bCs w:val="0"/>
-          <w:sz w:val="24"/>
-          <w:szCs w:val="24"/>
-          <w:rtl w:val="0"/>
-          <w:lang w:val="zh-TW" w:eastAsia="zh-TW"/>
-        </w:rPr>
-        <w:t>（一分的判定）执行。</w:t>
-      </w:r>
-    </w:p>
-    <w:p>
-      <w:pPr>
-        <w:pStyle w:val="Body A"/>
-        <w:spacing w:after="120" w:line="360" w:lineRule="auto"/>
-        <w:ind w:firstLine="480"/>
-      </w:pPr>
-      <w:r>
-        <w:rPr>
-          <w:rFonts w:eastAsia="SimSun" w:hint="eastAsia"/>
-          <w:b w:val="0"/>
-          <w:bCs w:val="0"/>
-          <w:sz w:val="24"/>
-          <w:szCs w:val="24"/>
-          <w:rtl w:val="0"/>
-          <w:lang w:val="zh-TW" w:eastAsia="zh-TW"/>
-        </w:rPr>
-        <w:t>（</w:t>
-      </w:r>
-      <w:r>
-        <w:rPr>
-          <w:rFonts w:ascii="SimSun" w:hAnsi="SimSun"/>
-          <w:b w:val="0"/>
-          <w:bCs w:val="0"/>
-          <w:sz w:val="24"/>
-          <w:szCs w:val="24"/>
-          <w:rtl w:val="0"/>
-        </w:rPr>
-        <w:t>1</w:t>
-      </w:r>
-      <w:r>
-        <w:rPr>
-          <w:rFonts w:eastAsia="SimSun" w:hint="eastAsia"/>
-          <w:b w:val="0"/>
-          <w:bCs w:val="0"/>
-          <w:sz w:val="24"/>
-          <w:szCs w:val="24"/>
-          <w:rtl w:val="0"/>
-          <w:lang w:val="zh-TW" w:eastAsia="zh-TW"/>
-        </w:rPr>
-        <w:t>）每一回合中，球应在两侧半台之间交替反弹。当球落到己方半台后，本方须在球第二次落地之前将球击回（参照 ITTF 规则 2.5.7 关于"击球"的定义与 2.10.1.2），并使球先越过或绕过球网装置后落于对方半台；若未能合法击回，则对方得分。</w:t>
-      </w:r>
-    </w:p>
-    <w:p>
-      <w:pPr>
-        <w:pStyle w:val="Body A"/>
-        <w:spacing w:after="120" w:line="360" w:lineRule="auto"/>
-        <w:ind w:firstLine="480"/>
-      </w:pPr>
-      <w:r>
-        <w:rPr>
-          <w:rFonts w:eastAsia="SimSun" w:hint="eastAsia"/>
-          <w:b w:val="0"/>
-          <w:bCs w:val="0"/>
-          <w:sz w:val="24"/>
-          <w:szCs w:val="24"/>
-          <w:rtl w:val="0"/>
-          <w:lang w:val="zh-TW" w:eastAsia="zh-TW"/>
-        </w:rPr>
-        <w:t>（</w:t>
-      </w:r>
-      <w:r>
-        <w:rPr>
-          <w:rFonts w:ascii="SimSun" w:hAnsi="SimSun"/>
-          <w:b w:val="0"/>
-          <w:bCs w:val="0"/>
-          <w:sz w:val="24"/>
-          <w:szCs w:val="24"/>
-          <w:rtl w:val="0"/>
-        </w:rPr>
-        <w:t>2</w:t>
-      </w:r>
-      <w:r>
-        <w:rPr>
-          <w:rFonts w:eastAsia="SimSun" w:hint="eastAsia"/>
-          <w:b w:val="0"/>
-          <w:bCs w:val="0"/>
-          <w:sz w:val="24"/>
-          <w:szCs w:val="24"/>
-          <w:rtl w:val="0"/>
-          <w:lang w:val="zh-TW" w:eastAsia="zh-TW"/>
-        </w:rPr>
-        <w:t>）以下情形判对方得分（参照 ITTF 规则 2.10.1.5–2.10.1.10）：未能合法发球；未能合法回击；连续两次击球；以持拍手或持拍手手腕以下部位以外的部位击球（与 ITTF 2.5.7 对"击球"的定义一致）；身体或所携带物品触碰球网或球网支架；身体触碰对方半台台面；将球击出对方台面边线之外。</w:t>
-      </w:r>
-    </w:p>
-    <w:p>
-      <w:pPr>
-        <w:pStyle w:val="Body A"/>
-        <w:spacing w:after="120" w:line="360" w:lineRule="auto"/>
-        <w:ind w:firstLine="480"/>
-      </w:pPr>
-      <w:r>
-        <w:rPr>
-          <w:rFonts w:eastAsia="SimSun" w:hint="eastAsia"/>
-          <w:b w:val="0"/>
-          <w:bCs w:val="0"/>
-          <w:sz w:val="24"/>
-          <w:szCs w:val="24"/>
-          <w:rtl w:val="0"/>
-          <w:lang w:val="zh-TW" w:eastAsia="zh-TW"/>
-        </w:rPr>
-        <w:t>（</w:t>
-      </w:r>
-      <w:r>
-        <w:rPr>
-          <w:rFonts w:ascii="SimSun" w:hAnsi="SimSun"/>
-          <w:b w:val="0"/>
-          <w:bCs w:val="0"/>
-          <w:sz w:val="24"/>
-          <w:szCs w:val="24"/>
-          <w:rtl w:val="0"/>
-        </w:rPr>
-        <w:t>3</w:t>
-      </w:r>
-      <w:r>
-        <w:rPr>
-          <w:rFonts w:eastAsia="SimSun" w:hint="eastAsia"/>
-          <w:b w:val="0"/>
-          <w:bCs w:val="0"/>
-          <w:sz w:val="24"/>
-          <w:szCs w:val="24"/>
-          <w:rtl w:val="0"/>
-          <w:lang w:val="zh-TW" w:eastAsia="zh-TW"/>
-        </w:rPr>
-        <w:t>）以下情形判重发球（</w:t>
-      </w:r>
-      <w:r>
-        <w:rPr>
-          <w:rFonts w:ascii="SimSun" w:hAnsi="SimSun"/>
-          <w:b w:val="0"/>
-          <w:bCs w:val="0"/>
-          <w:sz w:val="24"/>
-          <w:szCs w:val="24"/>
-          <w:rtl w:val="0"/>
-        </w:rPr>
-        <w:t>let</w:t>
-      </w:r>
-      <w:r>
-        <w:rPr>
-          <w:rFonts w:eastAsia="SimSun" w:hint="eastAsia"/>
-          <w:b w:val="0"/>
-          <w:bCs w:val="0"/>
-          <w:sz w:val="24"/>
-          <w:szCs w:val="24"/>
-          <w:rtl w:val="0"/>
-          <w:lang w:val="zh-TW" w:eastAsia="zh-TW"/>
-        </w:rPr>
-        <w:t>）：合法发球时球触网后落入对方有效区域；接发方未做好接球准备；裁判暂停比赛；动作捕捉系统短暂掉线导致无法判定（最后一项让球条件为本赛项在 ITTF 2.9 之上新增）。</w:t>
-      </w:r>
-    </w:p>
-    <w:p>
-      <w:pPr>
-        <w:pStyle w:val="Body A"/>
-        <w:spacing w:after="120" w:line="360" w:lineRule="auto"/>
-        <w:ind w:firstLine="480"/>
-      </w:pPr>
-      <w:r>
-        <w:rPr>
-          <w:rFonts w:eastAsia="SimSun" w:hint="eastAsia"/>
-          <w:b w:val="0"/>
-          <w:bCs w:val="0"/>
-          <w:sz w:val="24"/>
-          <w:szCs w:val="24"/>
-          <w:rtl w:val="0"/>
-          <w:lang w:val="zh-TW" w:eastAsia="zh-TW"/>
-        </w:rPr>
-        <w:t>（</w:t>
-      </w:r>
-      <w:r>
-        <w:rPr>
-          <w:rFonts w:ascii="SimSun" w:hAnsi="SimSun"/>
-          <w:b w:val="0"/>
-          <w:bCs w:val="0"/>
-          <w:sz w:val="24"/>
-          <w:szCs w:val="24"/>
-          <w:rtl w:val="0"/>
-        </w:rPr>
-        <w:t>4</w:t>
-      </w:r>
-      <w:r>
-        <w:rPr>
-          <w:rFonts w:eastAsia="SimSun" w:hint="eastAsia"/>
-          <w:b w:val="0"/>
-          <w:bCs w:val="0"/>
-          <w:sz w:val="24"/>
-          <w:szCs w:val="24"/>
-          <w:rtl w:val="0"/>
-          <w:lang w:val="zh-TW" w:eastAsia="zh-TW"/>
-        </w:rPr>
-        <w:t>）允许机器人靠近球台、必要时进行步态调整与重心转移，但任何一足或任何身体部位触碰己方台面、穿越球网装置或越过球台中线进入对方一侧空间，均判该球失分。</w:t>
-      </w:r>
-    </w:p>
-    <w:p>
-      <w:pPr>
-        <w:pStyle w:val="Body A"/>
-        <w:spacing w:after="120" w:line="360" w:lineRule="auto"/>
-        <w:ind w:firstLine="480"/>
-      </w:pPr>
-      <w:r>
-        <w:rPr>
-          <w:rFonts w:eastAsia="SimSun" w:hint="eastAsia"/>
-          <w:b w:val="0"/>
-          <w:bCs w:val="0"/>
-          <w:sz w:val="24"/>
-          <w:szCs w:val="24"/>
-          <w:rtl w:val="0"/>
-          <w:lang w:val="zh-TW" w:eastAsia="zh-TW"/>
-        </w:rPr>
-        <w:t>（</w:t>
-      </w:r>
-      <w:r>
-        <w:rPr>
-          <w:rFonts w:ascii="SimSun" w:hAnsi="SimSun"/>
-          <w:b w:val="0"/>
-          <w:bCs w:val="0"/>
-          <w:sz w:val="24"/>
-          <w:szCs w:val="24"/>
-          <w:rtl w:val="0"/>
-        </w:rPr>
-        <w:t>5</w:t>
-      </w:r>
-      <w:r>
-        <w:rPr>
-          <w:rFonts w:eastAsia="SimSun" w:hint="eastAsia"/>
-          <w:b w:val="0"/>
-          <w:bCs w:val="0"/>
-          <w:sz w:val="24"/>
-          <w:szCs w:val="24"/>
-          <w:rtl w:val="0"/>
-          <w:lang w:val="zh-TW" w:eastAsia="zh-TW"/>
-        </w:rPr>
         <w:t xml:space="preserve">）正式比赛中，球的落点判定（是否过网、是否落于有效区域）以 </w:t>
       </w:r>
       <w:r>
@@ -6917,7 +6694,7 @@
           <w:rtl w:val="0"/>
           <w:lang w:val="zh-TW" w:eastAsia="zh-TW"/>
         </w:rPr>
-        <w:t>标准动作捕捉系统所给出的球轨迹与现场视频回放为最终依据，由主裁判会同技术裁判共同确认。</w:t>
+        <w:t>标准动作捕捉系统所给出的球轨迹为主要依据，并可结合球台边缘的电子压力感应条或高速视频回放辅助判定边界球（压线、擦边）情形，由主裁判会同技术裁判共同确认。</w:t>
       </w:r>
     </w:p>
     <w:p>
@@ -8698,7 +8475,7 @@
           <w:rtl w:val="0"/>
           <w:lang w:val="zh-TW" w:eastAsia="zh-TW"/>
         </w:rPr>
-        <w:t xml:space="preserve">世界坐标系下。机器人本体应能向 </w:t>
+        <w:t xml:space="preserve">世界坐标系下。机器人可订阅 HOPE 系统发布的 /tf 直接获取自身 base_link 位姿后转发使用，或采用机器人自身的状态估计（如 SLAM、视觉里程计等）独立获得 base_link 位姿；若采用自身状态估计，其所发布的位姿坐标系必须与本节定义的 HOPE 世界坐标系保持一致。机器人本体应能向 </w:t>
       </w:r>
       <w:r>
         <w:rPr>
@@ -9649,7 +9426,7 @@
           <w:rtl w:val="0"/>
           <w:lang w:val="zh-TW" w:eastAsia="zh-TW"/>
         </w:rPr>
-        <w:t>）节规定的局间休息时间。</w:t>
+        <w:t>）节规定的局间休息时间。示例：机器人第一次摔倒后 60 秒内未能恢复，判失 1 分（视为第 1 个回合失利）；下一回合开始后机器人再次无法响应发球指令，再等 60 秒判失第 2 分；第三次发生同样情形，判失第 3 分后即累计连续 3 个回合无法比赛，本局判对方获胜。</w:t>
       </w:r>
     </w:p>
     <w:p>
@@ -9958,6 +9735,25 @@
           <w:lang w:val="zh-TW" w:eastAsia="zh-TW"/>
         </w:rPr>
         <w:t>节处罚表处理，情节严重者取消参赛资格。</w:t>
+      </w:r>
+    </w:p>
+    <w:p>
+      <w:pPr>
+        <w:pStyle w:val="Body A"/>
+        <w:spacing w:line="360" w:lineRule="auto"/>
+        <w:ind w:firstLine="480"/>
+      </w:pPr>
+      <w:r>
+        <w:rPr>
+          <w:rFonts w:eastAsia="SimSun" w:hint="eastAsia"/>
+          <w:b w:val="0"/>
+          <w:bCs w:val="0"/>
+          <w:sz w:val="24"/>
+          <w:szCs w:val="24"/>
+          <w:rtl w:val="0"/>
+          <w:lang w:val="zh-TW" w:eastAsia="zh-TW"/>
+        </w:rPr>
+        <w:t>（9）紧急停止响应（统一规则，机机对抗与人机表演赛均适用）。一旦参赛场内队员（每队不超过 2 人）或现场任一裁判按下机器人紧急停止按钮，机器人须在 200 ms 内停止全部上肢与步态运动。人类选手不负责发出紧急停止指令；主裁判鸣哨示意暂停后，本队入场队员须及时按下本队机器人紧急停止按钮。每场比赛的赛前准备时间内（详见 10.5.1(1) 节），由当值裁判使用裁判秒表测量从触发到完全静止的时间，决定机器人是否符合 200 ms 紧急停止响应要求；未通过测试者不得进入该场比赛场地。现场视频与机器人内部日志可作为暂停响应时长的复核依据。</w:t>
       </w:r>
     </w:p>
     <w:p>
@@ -11102,7 +10898,7 @@
                 <w:rtl w:val="0"/>
                 <w:lang w:val="zh-TW" w:eastAsia="zh-TW"/>
               </w:rPr>
-              <w:t>按 10.5.5(3)(4) 节机器人摔倒后逐次判罚规则处罚</w:t>
+              <w:t>按以下机器人摔倒规则处罚（参照 10.5.5(2)–(4) 款）</w:t>
             </w:r>
           </w:p>
         </w:tc>
@@ -12886,6 +12682,25 @@
     </w:p>
     <w:p>
       <w:pPr>
+        <w:pStyle w:val="Body A"/>
+        <w:spacing w:line="360" w:lineRule="auto"/>
+        <w:ind w:firstLine="480"/>
+      </w:pPr>
+      <w:r>
+        <w:rPr>
+          <w:rFonts w:eastAsia="SimSun" w:hint="eastAsia"/>
+          <w:b w:val="0"/>
+          <w:bCs w:val="0"/>
+          <w:sz w:val="24"/>
+          <w:szCs w:val="24"/>
+          <w:rtl w:val="0"/>
+          <w:lang w:val="zh-TW" w:eastAsia="zh-TW"/>
+        </w:rPr>
+        <w:t>（8）与技战术罚分的关系。10.5.6 节处罚表中列出的技战术违规（如发球违例、10 秒超时、摔倒判分等）依处罚表直接给予得分处罚，不计入本节的黄牌/红牌累计次数。本节黄红牌仅针对纪律性行为（如入场队员超出操作区、对裁判判罚的不当抗议、机器人在静止状态指令下出现非必要动作等）。两套处罚机制独立执行，不可相互替代或抵消。</w:t>
+      </w:r>
+    </w:p>
+    <w:p>
+      <w:pPr>
         <w:pStyle w:val="Heading 2"/>
         <w:spacing w:line="360" w:lineRule="auto"/>
         <w:ind w:firstLine="480"/>
@@ -13711,7 +13526,7 @@
           <w:rtl w:val="0"/>
           <w:lang w:val="zh-TW" w:eastAsia="zh-TW"/>
         </w:rPr>
-        <w:t>分钟仍无法恢复，由主裁判会同技术裁判依据当时已完成的局数与得分判定胜负。</w:t>
+        <w:t>分钟仍无法恢复，由主裁判会同技术裁判依据当时已完成的局数与得分按以下顺序判定胜负：(a) 若一方已赢得足够局数（如五局三胜中已赢 3 局），则该方获胜；(b) 否则，比较当前局比分，领先方获胜；(c) 若当前局比分相同，则加赛 1 分（该球发球权由主裁判抛硬币决定）决出胜负。</w:t>
       </w:r>
     </w:p>
     <w:p>
@@ -15356,53 +15171,7 @@
           <w:rtl w:val="0"/>
           <w:lang w:val="zh-TW" w:eastAsia="zh-TW"/>
         </w:rPr>
-        <w:t>（</w:t>
-      </w:r>
-      <w:r>
-        <w:rPr>
-          <w:rFonts w:ascii="SimSun" w:hAnsi="SimSun"/>
-          <w:b w:val="0"/>
-          <w:bCs w:val="0"/>
-          <w:sz w:val="24"/>
-          <w:szCs w:val="24"/>
-          <w:rtl w:val="0"/>
-        </w:rPr>
-        <w:t>5</w:t>
-      </w:r>
-      <w:r>
-        <w:rPr>
-          <w:rFonts w:eastAsia="SimSun" w:hint="eastAsia"/>
-          <w:b w:val="0"/>
-          <w:bCs w:val="0"/>
-          <w:sz w:val="24"/>
-          <w:szCs w:val="24"/>
-          <w:rtl w:val="0"/>
-          <w:lang w:val="zh-TW" w:eastAsia="zh-TW"/>
-        </w:rPr>
-        <w:t xml:space="preserve">）紧急停止响应。一旦人类选手或现场任一裁判按下机器人紧急停止按钮，或主裁判鸣哨示意暂停，机器人须在 </w:t>
-      </w:r>
-      <w:r>
-        <w:rPr>
-          <w:rFonts w:ascii="SimSun" w:hAnsi="SimSun"/>
-          <w:b w:val="0"/>
-          <w:bCs w:val="0"/>
-          <w:sz w:val="24"/>
-          <w:szCs w:val="24"/>
-          <w:rtl w:val="0"/>
-        </w:rPr>
-        <w:t xml:space="preserve">200 ms </w:t>
-      </w:r>
-      <w:r>
-        <w:rPr>
-          <w:rFonts w:eastAsia="SimSun" w:hint="eastAsia"/>
-          <w:b w:val="0"/>
-          <w:bCs w:val="0"/>
-          <w:sz w:val="24"/>
-          <w:szCs w:val="24"/>
-          <w:rtl w:val="0"/>
-          <w:lang w:val="zh-TW" w:eastAsia="zh-TW"/>
-        </w:rPr>
-        <w:t>内停止全部上肢与步态运动；现场视频与机器人内部日志将作为暂停响应时长的认定依据。</w:t>
+        <w:t>（5）紧急停止。表演赛紧急停止响应统一适用 10.5.5(9) 节规定（人类选手不负责发出紧急停止指令）。如人类选手在比赛中察觉机器人异常或自身需要立即暂停，应通过举手、喊停或其他明显示意方式向主裁判示意；主裁判据此鸣哨示意暂停后，本队入场队员须及时按下本队机器人紧急停止按钮。</w:t>
       </w:r>
     </w:p>
     <w:p>
@@ -15506,30 +15275,7 @@
           <w:rtl w:val="0"/>
           <w:lang w:val="zh-TW" w:eastAsia="zh-TW"/>
         </w:rPr>
-        <w:t xml:space="preserve">分钟，由组委会安全裁判对机器人外形、紧急停止按钮、最大输出力矩、最大末端线速度等关键安全指标进行检验；机器人末端球拍在挥拍最大半径处的合成线速度峰值不得超过 </w:t>
-      </w:r>
-      <w:r>
-        <w:rPr>
-          <w:rFonts w:ascii="SimSun" w:hAnsi="SimSun"/>
-          <w:b w:val="0"/>
-          <w:bCs w:val="0"/>
-          <w:sz w:val="24"/>
-          <w:szCs w:val="24"/>
-          <w:rtl w:val="0"/>
-        </w:rPr>
-        <w:t>6 m/s</w:t>
-      </w:r>
-      <w:r>
-        <w:rPr>
-          <w:rFonts w:eastAsia="SimSun" w:hint="eastAsia"/>
-          <w:b w:val="0"/>
-          <w:bCs w:val="0"/>
-          <w:sz w:val="24"/>
-          <w:szCs w:val="24"/>
-          <w:rtl w:val="0"/>
-          <w:lang w:val="zh-TW" w:eastAsia="zh-TW"/>
-        </w:rPr>
-        <w:t>。</w:t>
+        <w:t xml:space="preserve">分钟，由组委会安全裁判对机器人外形、最大输出力矩等关键安全指标进行检验（紧急停止响应按 10.5.5(9) 节统一在赛前准备时间内测试）。机器人握拍部位（球拍与机器人手部的连接处）的合成线速度峰值不得超过 6 m/s。测量方法：组委会将一只智能 IMU（惯性测量单元）粘贴在机器人持拍手腕或握拍部位，通过配套 IMU 应用程序（IMU App）记录机器人执行预先约定的最大挥拍动作时的合成线速度，重复若干次取峰值认定；测试未通过者不得参加该场表演赛。</w:t>
       </w:r>
     </w:p>
     <w:p>
@@ -15571,76 +15317,7 @@
           <w:rtl w:val="0"/>
           <w:lang w:val="zh-TW" w:eastAsia="zh-TW"/>
         </w:rPr>
-        <w:t xml:space="preserve">）人形选手安全装备。组委会为人类选手准备符合赛事级别的护目镜，并在选手台外 </w:t>
-      </w:r>
-      <w:r>
-        <w:rPr>
-          <w:rFonts w:ascii="SimSun" w:hAnsi="SimSun"/>
-          <w:b w:val="0"/>
-          <w:bCs w:val="0"/>
-          <w:sz w:val="24"/>
-          <w:szCs w:val="24"/>
-          <w:rtl w:val="0"/>
-        </w:rPr>
-        <w:t xml:space="preserve">1.5 m </w:t>
-      </w:r>
-      <w:r>
-        <w:rPr>
-          <w:rFonts w:eastAsia="SimSun" w:hint="eastAsia"/>
-          <w:b w:val="0"/>
-          <w:bCs w:val="0"/>
-          <w:sz w:val="24"/>
-          <w:szCs w:val="24"/>
-          <w:rtl w:val="0"/>
-          <w:lang w:val="zh-TW" w:eastAsia="zh-TW"/>
-        </w:rPr>
-        <w:t xml:space="preserve">内设置一只由人类选手单手即可立即触发的红色急停按钮；按钮触发后机器人须立即按 </w:t>
-      </w:r>
-      <w:r>
-        <w:rPr>
-          <w:rFonts w:ascii="SimSun" w:hAnsi="SimSun"/>
-          <w:b w:val="0"/>
-          <w:bCs w:val="0"/>
-          <w:sz w:val="24"/>
-          <w:szCs w:val="24"/>
-          <w:rtl w:val="0"/>
-        </w:rPr>
-        <w:t xml:space="preserve">10.7.3 </w:t>
-      </w:r>
-      <w:r>
-        <w:rPr>
-          <w:rFonts w:eastAsia="SimSun" w:hint="eastAsia"/>
-          <w:b w:val="0"/>
-          <w:bCs w:val="0"/>
-          <w:sz w:val="24"/>
-          <w:szCs w:val="24"/>
-          <w:rtl w:val="0"/>
-          <w:lang w:val="zh-TW" w:eastAsia="zh-TW"/>
-        </w:rPr>
-        <w:t>节（</w:t>
-      </w:r>
-      <w:r>
-        <w:rPr>
-          <w:rFonts w:ascii="SimSun" w:hAnsi="SimSun"/>
-          <w:b w:val="0"/>
-          <w:bCs w:val="0"/>
-          <w:sz w:val="24"/>
-          <w:szCs w:val="24"/>
-          <w:rtl w:val="0"/>
-        </w:rPr>
-        <w:t>5</w:t>
-      </w:r>
-      <w:r>
-        <w:rPr>
-          <w:rFonts w:eastAsia="SimSun" w:hint="eastAsia"/>
-          <w:b w:val="0"/>
-          <w:bCs w:val="0"/>
-          <w:sz w:val="24"/>
-          <w:szCs w:val="24"/>
-          <w:rtl w:val="0"/>
-          <w:lang w:val="zh-TW" w:eastAsia="zh-TW"/>
-        </w:rPr>
-        <w:t>）执行紧急停止。</w:t>
+        <w:t>）人类选手安全装备。组委会为人类选手准备符合赛事级别的护目镜。人类选手不负责发出紧急停止指令；如察觉机器人异常或自身需立即暂停比赛，应通过举手、喊停或其他明显示意方式向主裁判示意，紧急停止流程按 10.7.3(5) 节及 10.5.5(9) 节执行。</w:t>
       </w:r>
     </w:p>
     <w:p>
@@ -15706,53 +15383,7 @@
           <w:rtl w:val="0"/>
           <w:lang w:val="zh-TW" w:eastAsia="zh-TW"/>
         </w:rPr>
-        <w:t xml:space="preserve">标准动作捕捉系统的世界坐标系中，预先标定一道虚拟安全墙。表演赛默认由机器人冠军占据 P1 一侧（世界坐标 x ∈ [0, 1.37] m），由人类职业选手占据 P2 一侧（世界坐标 x ∈ [1.37, 2.74] m）；机器人冠军方任何身体部位的世界坐标不得越过 </w:t>
-      </w:r>
-      <w:r>
-        <w:rPr>
-          <w:rFonts w:ascii="SimSun" w:hAnsi="SimSun"/>
-          <w:b w:val="0"/>
-          <w:bCs w:val="0"/>
-          <w:sz w:val="24"/>
-          <w:szCs w:val="24"/>
-          <w:rtl w:val="0"/>
-        </w:rPr>
-        <w:t>x = 1.20 m</w:t>
-      </w:r>
-      <w:r>
-        <w:rPr>
-          <w:rFonts w:eastAsia="SimSun" w:hint="eastAsia"/>
-          <w:b w:val="0"/>
-          <w:bCs w:val="0"/>
-          <w:sz w:val="24"/>
-          <w:szCs w:val="24"/>
-          <w:rtl w:val="0"/>
-          <w:lang w:val="zh-TW" w:eastAsia="zh-TW"/>
-        </w:rPr>
-        <w:t xml:space="preserve">（即靠近球网约 </w:t>
-      </w:r>
-      <w:r>
-        <w:rPr>
-          <w:rFonts w:ascii="SimSun" w:hAnsi="SimSun"/>
-          <w:b w:val="0"/>
-          <w:bCs w:val="0"/>
-          <w:sz w:val="24"/>
-          <w:szCs w:val="24"/>
-          <w:rtl w:val="0"/>
-        </w:rPr>
-        <w:t xml:space="preserve">17 cm </w:t>
-      </w:r>
-      <w:r>
-        <w:rPr>
-          <w:rFonts w:eastAsia="SimSun" w:hint="eastAsia"/>
-          <w:b w:val="0"/>
-          <w:bCs w:val="0"/>
-          <w:sz w:val="24"/>
-          <w:szCs w:val="24"/>
-          <w:rtl w:val="0"/>
-          <w:lang w:val="zh-TW" w:eastAsia="zh-TW"/>
-        </w:rPr>
-        <w:t xml:space="preserve">处）。机器人控制系统须在感知到自身越过该虚拟墙时立即触发自我急停，并由组委会通过 </w:t>
+        <w:t xml:space="preserve">标准动作捕捉系统的世界坐标系中，预先在球网垂直平面（x = 1.37 m）标定一道虚拟安全墙。表演赛默认由机器人冠军占据 P1 一侧（世界坐标 x ∈ [0, 1.37] m），由人类职业选手占据 P2 一侧（世界坐标 x ∈ [1.37, 2.74] m）。机器人任何身体部位（不含球拍在击球后随挥过程中）不得越过该虚拟安全墙（x = 1.37 m），且不得进入对方半台台面。球拍在击球后随挥越过球网、未影响对方且未触碰对方台面，不视为违规。机器人控制系统须在感知到自身越过该虚拟墙时立即触发自我急停，并由组委会通过 </w:t>
       </w:r>
       <w:r>
         <w:rPr>
@@ -15949,6 +15580,25 @@
     </w:p>
     <w:p>
       <w:pPr>
+        <w:pStyle w:val="Body A"/>
+        <w:spacing w:line="360" w:lineRule="auto"/>
+        <w:ind w:firstLine="480"/>
+      </w:pPr>
+      <w:r>
+        <w:rPr>
+          <w:rFonts w:eastAsia="SimSun" w:hint="eastAsia"/>
+          <w:b w:val="0"/>
+          <w:bCs w:val="0"/>
+          <w:sz w:val="24"/>
+          <w:szCs w:val="24"/>
+          <w:rtl w:val="0"/>
+          <w:lang w:val="zh-TW" w:eastAsia="zh-TW"/>
+        </w:rPr>
+        <w:t>（8）安全装置联调测试。所有用于保护机器人与人类选手的安全装置（机器人侧的紧急停止按钮、虚拟安全墙及其 ROS 2 实时核验节点）须在表演赛开赛前 60 分钟由组委会安全裁判与机器人方共同完成联调测试；任一项未通过则取消该场表演赛资格。紧急停止响应时间的客观测量按 10.5.5(9) 节在标准赛前准备时间内统一执行。</w:t>
+      </w:r>
+    </w:p>
+    <w:p>
+      <w:pPr>
         <w:pStyle w:val="Heading 3"/>
         <w:spacing w:line="360" w:lineRule="auto"/>
         <w:ind w:firstLine="480"/>
@@ -16320,7 +15970,7 @@
           <w:rtl w:val="0"/>
           <w:lang w:val="zh-TW" w:eastAsia="zh-TW"/>
         </w:rPr>
-        <w:t>分钟，组委会与机器人方在场地内联合完成动作捕捉系统、虚拟安全墙、急停按钮与裁判机的联调测试；任一项未通过则取消该场表演赛。</w:t>
+        <w:t>分钟，组委会与机器人方在场地内联合完成动作捕捉系统与裁判机的联调测试；任一项未通过则取消该场表演赛。安全装置（紧急停止按钮、虚拟安全墙等）的联调测试按 10.7.4(8) 节在赛前 60 分钟执行；紧急停止响应时间测试按 10.5.5(9) 节在赛前准备时间内统一执行。</w:t>
       </w:r>
     </w:p>
     <w:p>

--- a/HOPE_AI_Challenge_2026_Rules_ZH.docx
+++ b/HOPE_AI_Challenge_2026_Rules_ZH.docx
@@ -616,7 +616,7 @@
           <w:szCs w:val="24"/>
           <w:rtl w:val="0"/>
         </w:rPr>
-        <w:t xml:space="preserve">10 </w:t>
+        <w:t xml:space="preserve">8 </w:t>
       </w:r>
       <w:r>
         <w:rPr>

--- a/HOPE_AI_Challenge_2026_Rules_ZH.docx
+++ b/HOPE_AI_Challenge_2026_Rules_ZH.docx
@@ -23,67 +23,7 @@
           <w:rtl w:val="0"/>
           <w:lang w:val="en-US"/>
         </w:rPr>
-        <w:t xml:space="preserve">10. </w:t>
-      </w:r>
-      <w:r>
-        <w:rPr>
-          <w:rFonts w:ascii="SimHei" w:cs="SimHei" w:hAnsi="SimHei" w:eastAsia="SimHei"/>
-          <w:b w:val="1"/>
-          <w:bCs w:val="1"/>
-          <w:sz w:val="36"/>
-          <w:szCs w:val="36"/>
-          <w:rtl w:val="0"/>
-          <w:lang w:val="zh-TW" w:eastAsia="zh-TW"/>
-        </w:rPr>
-        <w:t>乒乓</w:t>
-      </w:r>
-      <w:r>
-        <w:rPr>
-          <w:rFonts w:ascii="SimHei" w:cs="SimHei" w:hAnsi="SimHei" w:eastAsia="SimHei"/>
-          <w:b w:val="1"/>
-          <w:bCs w:val="1"/>
-          <w:sz w:val="36"/>
-          <w:szCs w:val="36"/>
-          <w:rtl w:val="0"/>
-          <w:lang w:val="en-US"/>
-        </w:rPr>
-        <w:t>AI</w:t>
-      </w:r>
-      <w:r>
-        <w:rPr>
-          <w:rFonts w:ascii="SimHei" w:cs="SimHei" w:hAnsi="SimHei" w:eastAsia="SimHei"/>
-          <w:b w:val="1"/>
-          <w:bCs w:val="1"/>
-          <w:sz w:val="36"/>
-          <w:szCs w:val="36"/>
-          <w:rtl w:val="0"/>
-          <w:lang w:val="zh-TW" w:eastAsia="zh-TW"/>
-        </w:rPr>
-        <w:t>自主决策赛项（</w:t>
-      </w:r>
-      <w:r>
-        <w:rPr>
-          <w:rFonts w:ascii="SimHei" w:cs="SimHei" w:hAnsi="SimHei" w:eastAsia="SimHei"/>
-          <w:b w:val="1"/>
-          <w:bCs w:val="1"/>
-          <w:sz w:val="36"/>
-          <w:szCs w:val="36"/>
-          <w:rtl w:val="0"/>
-          <w:lang w:val="en-US"/>
-        </w:rPr>
-        <w:t>HOPE AI Challenge</w:t>
-      </w:r>
-      <w:r>
-        <w:rPr>
-          <w:rFonts w:ascii="SimHei" w:cs="SimHei" w:hAnsi="SimHei" w:eastAsia="SimHei"/>
-          <w:b w:val="1"/>
-          <w:bCs w:val="1"/>
-          <w:sz w:val="36"/>
-          <w:szCs w:val="36"/>
-          <w:rtl w:val="0"/>
-          <w:lang w:val="zh-TW" w:eastAsia="zh-TW"/>
-        </w:rPr>
-        <w:t>）</w:t>
+        <w:t>第二届世界人形机器人运动会 Hitch Open Ping-Pong Embodied (HOPE) AI Challenge 规则手册</w:t>
       </w:r>
     </w:p>
     <w:p>
@@ -265,27 +205,7 @@
           <w:rtl w:val="0"/>
           <w:lang w:val="zh-TW" w:eastAsia="zh-TW"/>
         </w:rPr>
-        <w:t xml:space="preserve">训练代码等。仓库内容随赛事更新，参赛队应以赛前 </w:t>
-      </w:r>
-      <w:r>
-        <w:rPr>
-          <w:rFonts w:ascii="SimSun" w:hAnsi="SimSun"/>
-          <w:sz w:val="24"/>
-          <w:szCs w:val="24"/>
-          <w:rtl w:val="0"/>
-          <w:lang w:val="en-US"/>
-        </w:rPr>
-        <w:t xml:space="preserve">30 </w:t>
-      </w:r>
-      <w:r>
-        <w:rPr>
-          <w:rFonts w:eastAsia="SimSun" w:hint="eastAsia"/>
-          <w:sz w:val="24"/>
-          <w:szCs w:val="24"/>
-          <w:rtl w:val="0"/>
-          <w:lang w:val="zh-TW" w:eastAsia="zh-TW"/>
-        </w:rPr>
-        <w:t>天的最新发布版本为准。</w:t>
+        <w:t xml:space="preserve">训练代码等。仓库内容随赛事更新，参赛队应以最新发布版本为准。</w:t>
       </w:r>
     </w:p>
     <w:p>
@@ -427,7 +347,7 @@
           <w:rtl w:val="0"/>
           <w:lang w:val="en-US"/>
         </w:rPr>
-        <w:t xml:space="preserve">10.1 </w:t>
+        <w:t xml:space="preserve">1 </w:t>
       </w:r>
       <w:r>
         <w:rPr>
@@ -447,7 +367,7 @@
           <w:rtl w:val="0"/>
           <w:lang w:val="en-US"/>
         </w:rPr>
-        <w:t xml:space="preserve">10.6 </w:t>
+        <w:t xml:space="preserve">6 </w:t>
       </w:r>
       <w:r>
         <w:rPr>
@@ -467,17 +387,17 @@
           <w:rtl w:val="0"/>
           <w:lang w:val="en-US"/>
         </w:rPr>
-        <w:t xml:space="preserve">10.7 </w:t>
-      </w:r>
-      <w:r>
-        <w:rPr>
-          <w:rFonts w:eastAsia="SimSun" w:hint="eastAsia"/>
-          <w:sz w:val="24"/>
-          <w:szCs w:val="24"/>
-          <w:rtl w:val="0"/>
-          <w:lang w:val="zh-TW" w:eastAsia="zh-TW"/>
-        </w:rPr>
-        <w:t>节）。两类比赛对机器人本体的要求保持一致，使获得机器人冠军的同一台机器人无须改装即可参加表演赛。术语约定：本章中【本赛项赛事委员会】、【赛事委员会】与【组委会】（不带"运动会"前缀者）均指本赛项的赛事委员会，三者等同；【运动会组委会】专指第二届世界人形机器人运动会组委会，与本赛项赛事委员会的关系见 10.8 节。</w:t>
+        <w:t xml:space="preserve">7 </w:t>
+      </w:r>
+      <w:r>
+        <w:rPr>
+          <w:rFonts w:eastAsia="SimSun" w:hint="eastAsia"/>
+          <w:sz w:val="24"/>
+          <w:szCs w:val="24"/>
+          <w:rtl w:val="0"/>
+          <w:lang w:val="zh-TW" w:eastAsia="zh-TW"/>
+        </w:rPr>
+        <w:t>节）。两类比赛对机器人本体的要求保持一致，使获得机器人冠军的同一台机器人无须改装即可参加表演赛。术语约定：本章中【本赛项赛事委员会】、【赛事委员会】与【组委会】（不带"运动会"前缀者）均指本赛项的赛事委员会，三者等同；【运动会组委会】专指第二届世界人形机器人运动会组委会，与本赛项赛事委员会的关系见 8 节。</w:t>
       </w:r>
     </w:p>
     <w:p>
@@ -490,7 +410,7 @@
         <w:rPr>
           <w:rtl w:val="0"/>
         </w:rPr>
-        <w:t xml:space="preserve">10.1 </w:t>
+        <w:t xml:space="preserve">1 </w:t>
       </w:r>
       <w:r>
         <w:rPr>
@@ -952,7 +872,7 @@
           <w:szCs w:val="24"/>
           <w:rtl w:val="0"/>
         </w:rPr>
-        <w:t xml:space="preserve">10.2 </w:t>
+        <w:t xml:space="preserve">2 </w:t>
       </w:r>
       <w:r>
         <w:rPr>
@@ -999,7 +919,7 @@
           <w:szCs w:val="24"/>
           <w:rtl w:val="0"/>
         </w:rPr>
-        <w:t xml:space="preserve">10.5.4 </w:t>
+        <w:t xml:space="preserve">5.4 </w:t>
       </w:r>
       <w:r>
         <w:rPr>
@@ -1024,7 +944,7 @@
         <w:rPr>
           <w:rtl w:val="0"/>
         </w:rPr>
-        <w:t xml:space="preserve">10.1.1 </w:t>
+        <w:t xml:space="preserve">1.1 </w:t>
       </w:r>
       <w:r>
         <w:rPr>
@@ -1491,7 +1411,7 @@
                 <w:rtl w:val="0"/>
                 <w:lang w:val="zh-TW" w:eastAsia="zh-TW"/>
               </w:rPr>
-              <w:t>次稳定发球（球须越过球网且首次落点位于对方半台有效区域内）</w:t>
+              <w:t>次稳定发球（合法发球须先触及发球方半台一次，越过或绕过球网装置后落入接发方半台有效区域；发球合法性判定见 5.2(3)）</w:t>
             </w:r>
           </w:p>
         </w:tc>
@@ -2218,7 +2138,7 @@
         <w:rPr>
           <w:rtl w:val="0"/>
         </w:rPr>
-        <w:t xml:space="preserve">10.2 </w:t>
+        <w:t xml:space="preserve">2 </w:t>
       </w:r>
       <w:r>
         <w:rPr>
@@ -2255,7 +2175,7 @@
           <w:szCs w:val="24"/>
           <w:rtl w:val="0"/>
         </w:rPr>
-        <w:t xml:space="preserve">10.3 </w:t>
+        <w:t xml:space="preserve">3 </w:t>
       </w:r>
       <w:r>
         <w:rPr>
@@ -2278,7 +2198,7 @@
           <w:szCs w:val="24"/>
           <w:rtl w:val="0"/>
         </w:rPr>
-        <w:t xml:space="preserve">10.6 </w:t>
+        <w:t xml:space="preserve">6 </w:t>
       </w:r>
       <w:r>
         <w:rPr>
@@ -2301,7 +2221,7 @@
           <w:szCs w:val="24"/>
           <w:rtl w:val="0"/>
         </w:rPr>
-        <w:t xml:space="preserve">10.7 </w:t>
+        <w:t xml:space="preserve">7 </w:t>
       </w:r>
       <w:r>
         <w:rPr>
@@ -2716,7 +2636,7 @@
           <w:szCs w:val="24"/>
           <w:rtl w:val="0"/>
         </w:rPr>
-        <w:t xml:space="preserve">10.7.4 </w:t>
+        <w:t xml:space="preserve">7.4 </w:t>
       </w:r>
       <w:r>
         <w:rPr>
@@ -2921,7 +2841,7 @@
           <w:szCs w:val="24"/>
           <w:rtl w:val="0"/>
         </w:rPr>
-        <w:t xml:space="preserve">10.5.4 </w:t>
+        <w:t xml:space="preserve">5.4 </w:t>
       </w:r>
       <w:r>
         <w:rPr>
@@ -3123,7 +3043,7 @@
         <w:rPr>
           <w:rtl w:val="0"/>
         </w:rPr>
-        <w:t xml:space="preserve">10.3 </w:t>
+        <w:t xml:space="preserve">3 </w:t>
       </w:r>
       <w:r>
         <w:rPr>
@@ -3226,7 +3146,7 @@
           <w:szCs w:val="24"/>
           <w:rtl w:val="0"/>
         </w:rPr>
-        <w:t xml:space="preserve">10.5 </w:t>
+        <w:t xml:space="preserve">5 </w:t>
       </w:r>
       <w:r>
         <w:rPr>
@@ -3386,7 +3306,7 @@
           <w:szCs w:val="24"/>
           <w:rtl w:val="0"/>
         </w:rPr>
-        <w:t xml:space="preserve">10.7 </w:t>
+        <w:t xml:space="preserve">7 </w:t>
       </w:r>
       <w:r>
         <w:rPr>
@@ -3476,7 +3396,7 @@
           <w:szCs w:val="24"/>
           <w:rtl w:val="0"/>
         </w:rPr>
-        <w:t xml:space="preserve">10.6 </w:t>
+        <w:t xml:space="preserve">6 </w:t>
       </w:r>
       <w:r>
         <w:rPr>
@@ -3501,7 +3421,7 @@
         <w:rPr>
           <w:rtl w:val="0"/>
         </w:rPr>
-        <w:t xml:space="preserve">10.4 </w:t>
+        <w:t xml:space="preserve">4 </w:t>
       </w:r>
       <w:r>
         <w:rPr>
@@ -4417,7 +4337,7 @@
           <w:rtl w:val="0"/>
           <w:lang w:val="zh-TW" w:eastAsia="zh-TW"/>
         </w:rPr>
-        <w:t>以稳定追踪高速球。</w:t>
+        <w:t>以稳定追踪高速球。动作捕捉系统所覆盖的有效追踪空间不小于 6 m（长）× 5 m（宽）× 3 m（高）。</w:t>
       </w:r>
     </w:p>
     <w:p>
@@ -4701,7 +4621,7 @@
         <w:rPr>
           <w:rtl w:val="0"/>
         </w:rPr>
-        <w:t xml:space="preserve">10.5 </w:t>
+        <w:t xml:space="preserve">5 </w:t>
       </w:r>
       <w:r>
         <w:rPr>
@@ -4721,7 +4641,7 @@
         <w:rPr>
           <w:rtl w:val="0"/>
         </w:rPr>
-        <w:t xml:space="preserve">10.5.1 </w:t>
+        <w:t xml:space="preserve">5.1 </w:t>
       </w:r>
       <w:r>
         <w:rPr>
@@ -4971,217 +4891,7 @@
           <w:rtl w:val="0"/>
           <w:lang w:val="zh-TW" w:eastAsia="zh-TW"/>
         </w:rPr>
-        <w:t xml:space="preserve">）开局指令。每局开始前，主裁判依次发出 </w:t>
-      </w:r>
-      <w:r>
-        <w:rPr>
-          <w:rFonts w:ascii="SimSun" w:hAnsi="SimSun"/>
-          <w:b w:val="0"/>
-          <w:bCs w:val="0"/>
-          <w:sz w:val="24"/>
-          <w:szCs w:val="24"/>
-          <w:rtl w:val="0"/>
-          <w:lang w:val="en-US"/>
-        </w:rPr>
-        <w:t>initial</w:t>
-      </w:r>
-      <w:r>
-        <w:rPr>
-          <w:rFonts w:eastAsia="SimSun" w:hint="eastAsia"/>
-          <w:b w:val="0"/>
-          <w:bCs w:val="0"/>
-          <w:sz w:val="24"/>
-          <w:szCs w:val="24"/>
-          <w:rtl w:val="0"/>
-          <w:lang w:val="zh-TW" w:eastAsia="zh-TW"/>
-        </w:rPr>
-        <w:t>、</w:t>
-      </w:r>
-      <w:r>
-        <w:rPr>
-          <w:rFonts w:ascii="SimSun" w:hAnsi="SimSun"/>
-          <w:b w:val="0"/>
-          <w:bCs w:val="0"/>
-          <w:sz w:val="24"/>
-          <w:szCs w:val="24"/>
-          <w:rtl w:val="0"/>
-          <w:lang w:val="en-US"/>
-        </w:rPr>
-        <w:t>ready</w:t>
-      </w:r>
-      <w:r>
-        <w:rPr>
-          <w:rFonts w:eastAsia="SimSun" w:hint="eastAsia"/>
-          <w:b w:val="0"/>
-          <w:bCs w:val="0"/>
-          <w:sz w:val="24"/>
-          <w:szCs w:val="24"/>
-          <w:rtl w:val="0"/>
-          <w:lang w:val="zh-TW" w:eastAsia="zh-TW"/>
-        </w:rPr>
-        <w:t>、</w:t>
-      </w:r>
-      <w:r>
-        <w:rPr>
-          <w:rFonts w:ascii="SimSun" w:hAnsi="SimSun"/>
-          <w:b w:val="0"/>
-          <w:bCs w:val="0"/>
-          <w:sz w:val="24"/>
-          <w:szCs w:val="24"/>
-          <w:rtl w:val="0"/>
-        </w:rPr>
-        <w:t>set</w:t>
-      </w:r>
-      <w:r>
-        <w:rPr>
-          <w:rFonts w:eastAsia="SimSun" w:hint="eastAsia"/>
-          <w:b w:val="0"/>
-          <w:bCs w:val="0"/>
-          <w:sz w:val="24"/>
-          <w:szCs w:val="24"/>
-          <w:rtl w:val="0"/>
-          <w:lang w:val="zh-TW" w:eastAsia="zh-TW"/>
-        </w:rPr>
-        <w:t>、</w:t>
-      </w:r>
-      <w:r>
-        <w:rPr>
-          <w:rFonts w:ascii="SimSun" w:hAnsi="SimSun"/>
-          <w:b w:val="0"/>
-          <w:bCs w:val="0"/>
-          <w:sz w:val="24"/>
-          <w:szCs w:val="24"/>
-          <w:rtl w:val="0"/>
-        </w:rPr>
-        <w:t xml:space="preserve">go </w:t>
-      </w:r>
-      <w:r>
-        <w:rPr>
-          <w:rFonts w:eastAsia="SimSun" w:hint="eastAsia"/>
-          <w:b w:val="0"/>
-          <w:bCs w:val="0"/>
-          <w:sz w:val="24"/>
-          <w:szCs w:val="24"/>
-          <w:rtl w:val="0"/>
-          <w:lang w:val="zh-TW" w:eastAsia="zh-TW"/>
-        </w:rPr>
-        <w:t xml:space="preserve">四个阶段指令；机器人必须在 </w:t>
-      </w:r>
-      <w:r>
-        <w:rPr>
-          <w:rFonts w:ascii="SimSun" w:hAnsi="SimSun"/>
-          <w:b w:val="0"/>
-          <w:bCs w:val="0"/>
-          <w:sz w:val="24"/>
-          <w:szCs w:val="24"/>
-          <w:rtl w:val="0"/>
-          <w:lang w:val="en-US"/>
-        </w:rPr>
-        <w:t xml:space="preserve">ready </w:t>
-      </w:r>
-      <w:r>
-        <w:rPr>
-          <w:rFonts w:eastAsia="SimSun" w:hint="eastAsia"/>
-          <w:b w:val="0"/>
-          <w:bCs w:val="0"/>
-          <w:sz w:val="24"/>
-          <w:szCs w:val="24"/>
-          <w:rtl w:val="0"/>
-          <w:lang w:val="zh-TW" w:eastAsia="zh-TW"/>
-        </w:rPr>
-        <w:t xml:space="preserve">后 </w:t>
-      </w:r>
-      <w:r>
-        <w:rPr>
-          <w:rFonts w:ascii="SimSun" w:hAnsi="SimSun"/>
-          <w:b w:val="0"/>
-          <w:bCs w:val="0"/>
-          <w:sz w:val="24"/>
-          <w:szCs w:val="24"/>
-          <w:rtl w:val="0"/>
-        </w:rPr>
-        <w:t xml:space="preserve">15 </w:t>
-      </w:r>
-      <w:r>
-        <w:rPr>
-          <w:rFonts w:eastAsia="SimSun" w:hint="eastAsia"/>
-          <w:b w:val="0"/>
-          <w:bCs w:val="0"/>
-          <w:sz w:val="24"/>
-          <w:szCs w:val="24"/>
-          <w:rtl w:val="0"/>
-          <w:lang w:val="zh-TW" w:eastAsia="zh-TW"/>
-        </w:rPr>
-        <w:t>秒内自主就位，</w:t>
-      </w:r>
-      <w:r>
-        <w:rPr>
-          <w:rFonts w:ascii="SimSun" w:hAnsi="SimSun"/>
-          <w:b w:val="0"/>
-          <w:bCs w:val="0"/>
-          <w:sz w:val="24"/>
-          <w:szCs w:val="24"/>
-          <w:rtl w:val="0"/>
-        </w:rPr>
-        <w:t xml:space="preserve">set </w:t>
-      </w:r>
-      <w:r>
-        <w:rPr>
-          <w:rFonts w:eastAsia="SimSun" w:hint="eastAsia"/>
-          <w:b w:val="0"/>
-          <w:bCs w:val="0"/>
-          <w:sz w:val="24"/>
-          <w:szCs w:val="24"/>
-          <w:rtl w:val="0"/>
-          <w:lang w:val="zh-TW" w:eastAsia="zh-TW"/>
-        </w:rPr>
-        <w:t xml:space="preserve">后 </w:t>
-      </w:r>
-      <w:r>
-        <w:rPr>
-          <w:rFonts w:ascii="SimSun" w:hAnsi="SimSun"/>
-          <w:b w:val="0"/>
-          <w:bCs w:val="0"/>
-          <w:sz w:val="24"/>
-          <w:szCs w:val="24"/>
-          <w:rtl w:val="0"/>
-        </w:rPr>
-        <w:t xml:space="preserve">5 </w:t>
-      </w:r>
-      <w:r>
-        <w:rPr>
-          <w:rFonts w:eastAsia="SimSun" w:hint="eastAsia"/>
-          <w:b w:val="0"/>
-          <w:bCs w:val="0"/>
-          <w:sz w:val="24"/>
-          <w:szCs w:val="24"/>
-          <w:rtl w:val="0"/>
-          <w:lang w:val="zh-TW" w:eastAsia="zh-TW"/>
-        </w:rPr>
-        <w:t>秒内进入静止备发球状态，</w:t>
-      </w:r>
-      <w:r>
-        <w:rPr>
-          <w:rFonts w:ascii="SimSun" w:hAnsi="SimSun"/>
-          <w:b w:val="0"/>
-          <w:bCs w:val="0"/>
-          <w:sz w:val="24"/>
-          <w:szCs w:val="24"/>
-          <w:rtl w:val="0"/>
-        </w:rPr>
-        <w:t xml:space="preserve">go </w:t>
-      </w:r>
-      <w:r>
-        <w:rPr>
-          <w:rFonts w:eastAsia="SimSun" w:hint="eastAsia"/>
-          <w:b w:val="0"/>
-          <w:bCs w:val="0"/>
-          <w:sz w:val="24"/>
-          <w:szCs w:val="24"/>
-          <w:rtl w:val="0"/>
-          <w:lang w:val="zh-TW" w:eastAsia="zh-TW"/>
-        </w:rPr>
-        <w:t>时正式开始比赛。</w:t>
+        <w:t xml:space="preserve">）开局指令。对于每一个球（每一回合）的比赛，裁判长依次发出【就位】【准备】【开始】三步指令。第一步，裁判长发出【就位】指令；在【就位】指令期间，队员可对本方机器人的位置与姿态进行人工协助；若任意一方机器人在【就位】指令发出后 15 秒内仍无法完成准备就绪，裁判长有权作出适当判罚（包括直接判罚丢失 1 分）。第二步，裁判长确认双方均完成准备后发出【准备】指令；接发球方机器人进入准备接球并立即开始比赛的状态，发球方机器人进入准备发球状态，并由发球方队员根据本队机器人的发球策略将乒乓球交至机器人的发球手（左手或右手）；若任意一方机器人在【准备】指令发出后 10 秒内仍无法进入上述状态，裁判长有权作出适当判罚（包括直接判罚丢失 1 分）。第三步，裁判长对发球方发出【开始】指令；发球方机器人须在【开始】指令发出后 10 秒内完成发球动作并立即进入比赛状态；若发球方机器人在【开始】指令发出后 10 秒内未能完成发球，或发球失误（包括发球方队员的人为失误），裁判长直接判发球方丢失 1 分、接发球方得 1 分。</w:t>
       </w:r>
     </w:p>
     <w:p>
@@ -5866,7 +5576,7 @@
         <w:rPr>
           <w:rtl w:val="0"/>
         </w:rPr>
-        <w:t xml:space="preserve">10.5.2 </w:t>
+        <w:t xml:space="preserve">5.2 </w:t>
       </w:r>
       <w:r>
         <w:rPr>
@@ -6252,7 +5962,7 @@
           <w:szCs w:val="24"/>
           <w:rtl w:val="0"/>
         </w:rPr>
-        <w:t xml:space="preserve">10.5.6 </w:t>
+        <w:t xml:space="preserve">5.6 </w:t>
       </w:r>
       <w:r>
         <w:rPr>
@@ -6311,6 +6021,25 @@
     </w:p>
     <w:p>
       <w:pPr>
+        <w:pStyle w:val="Body A"/>
+        <w:spacing w:after="120" w:line="360" w:lineRule="auto"/>
+        <w:ind w:firstLine="480"/>
+      </w:pPr>
+      <w:r>
+        <w:rPr>
+          <w:rFonts w:eastAsia="SimSun" w:hint="eastAsia"/>
+          <w:b w:val="0"/>
+          <w:bCs w:val="0"/>
+          <w:sz w:val="24"/>
+          <w:szCs w:val="24"/>
+          <w:rtl w:val="0"/>
+          <w:lang w:val="zh-TW" w:eastAsia="zh-TW"/>
+        </w:rPr>
+        <w:t>（7）发球用球的供给。每一分发球前，由发球方的入场队员将比赛用球交给或放置到发球方机器人本体（持拍手或非持拍手的承球结构）；交球完成并经主裁判示意【可以发球】后，本节第（5）款规定的 10 秒计时开始，机器人须自主完成抛球与击球。除此供球动作外，队员不得对发球过程作任何其他干预。</w:t>
+      </w:r>
+    </w:p>
+    <w:p>
+      <w:pPr>
         <w:pStyle w:val="Heading 3"/>
         <w:spacing w:line="360" w:lineRule="auto"/>
         <w:ind w:firstLine="480"/>
@@ -6319,7 +6048,7 @@
         <w:rPr>
           <w:rtl w:val="0"/>
         </w:rPr>
-        <w:t xml:space="preserve">10.5.3 </w:t>
+        <w:t xml:space="preserve">5.3 </w:t>
       </w:r>
       <w:r>
         <w:rPr>
@@ -6707,7 +6436,7 @@
         <w:rPr>
           <w:rtl w:val="0"/>
         </w:rPr>
-        <w:t xml:space="preserve">10.5.4 </w:t>
+        <w:t xml:space="preserve">5.4 </w:t>
       </w:r>
       <w:r>
         <w:rPr>
@@ -6869,7 +6598,7 @@
           <w:rtl w:val="0"/>
           <w:lang w:val="zh-TW" w:eastAsia="zh-TW"/>
         </w:rPr>
-        <w:t>标准动作捕捉系统及裁判系统通信，禁止任何形式的私有外部无线设备。若参赛机器人在比赛进行中主动断开或丢失上述通信、且非由组委会设施故障导致，则适用 10.5.6 节处罚表对应行所列处罚；若由组委会设施故障导致，则按 10.5.5(7) 节处理。</w:t>
+        <w:t>标准动作捕捉系统及裁判系统通信，禁止任何形式的私有外部无线设备。若参赛机器人在比赛进行中主动断开或丢失上述通信、且非由组委会设施故障导致，则适用 5.6 节处罚表对应行所列处罚；若由组委会设施故障导致，则按 5.5(7) 节处理。</w:t>
       </w:r>
     </w:p>
     <w:p>
@@ -8440,7 +8169,7 @@
           <w:szCs w:val="24"/>
           <w:rtl w:val="0"/>
         </w:rPr>
-        <w:t xml:space="preserve">10.4 </w:t>
+        <w:t xml:space="preserve">4 </w:t>
       </w:r>
       <w:r>
         <w:rPr>
@@ -8693,7 +8422,7 @@
           <w:szCs w:val="24"/>
           <w:rtl w:val="0"/>
         </w:rPr>
-        <w:t xml:space="preserve">10.2 </w:t>
+        <w:t xml:space="preserve">2 </w:t>
       </w:r>
       <w:r>
         <w:rPr>
@@ -8915,6 +8644,25 @@
     </w:p>
     <w:p>
       <w:pPr>
+        <w:pStyle w:val="Body A"/>
+        <w:spacing w:after="120" w:line="360" w:lineRule="auto"/>
+        <w:ind w:firstLine="480"/>
+      </w:pPr>
+      <w:r>
+        <w:rPr>
+          <w:rFonts w:eastAsia="SimSun" w:hint="eastAsia"/>
+          <w:b w:val="0"/>
+          <w:bCs w:val="0"/>
+          <w:sz w:val="24"/>
+          <w:szCs w:val="24"/>
+          <w:rtl w:val="0"/>
+          <w:lang w:val="zh-TW" w:eastAsia="zh-TW"/>
+        </w:rPr>
+        <w:t>（9）三维数据噪声与降噪责任。组委会将通过现场布置、标定与遮罩（masking）等措施，尽力将比赛场地的三维数据噪声降至技术可行的最低水平，但不保证动作捕捉系统输出中不存在背景噪声点（outlier）。HOPE 标准动作捕捉系统向各队提供的乒乓球点云及各目标位姿均为动作捕捉系统采集的裸数据；为保证比赛公平，组委会对所有参赛队一视同仁，不对该数据作任何进一步的滤波或后处理。各队在接收描述乒乓球点云的信息后，须自行决定是否依据运动模型进行滤波与降噪；任何对动作捕捉系统采集数据的后期处理，均由各队自行决定并自行实现。</w:t>
+      </w:r>
+    </w:p>
+    <w:p>
+      <w:pPr>
         <w:pStyle w:val="Heading 3"/>
         <w:spacing w:line="360" w:lineRule="auto"/>
         <w:ind w:firstLine="480"/>
@@ -8923,7 +8671,7 @@
         <w:rPr>
           <w:rtl w:val="0"/>
         </w:rPr>
-        <w:t xml:space="preserve">10.5.5 </w:t>
+        <w:t xml:space="preserve">5.5 </w:t>
       </w:r>
       <w:r>
         <w:rPr>
@@ -9006,19 +8754,19 @@
           <w:szCs w:val="24"/>
           <w:rtl w:val="0"/>
         </w:rPr>
-        <w:t xml:space="preserve">10.5.1 </w:t>
-      </w:r>
-      <w:r>
-        <w:rPr>
-          <w:rFonts w:eastAsia="SimSun" w:hint="eastAsia"/>
-          <w:b w:val="0"/>
-          <w:bCs w:val="0"/>
-          <w:sz w:val="24"/>
-          <w:szCs w:val="24"/>
-          <w:rtl w:val="0"/>
-          <w:lang w:val="zh-TW" w:eastAsia="zh-TW"/>
-        </w:rPr>
-        <w:t>节规定的赛前准备时间或局间休息时间内进行。违反本款者判该局失利；屡犯者按本章 10.5.7 节加罚或取消该场资格。</w:t>
+        <w:t xml:space="preserve">5.1 </w:t>
+      </w:r>
+      <w:r>
+        <w:rPr>
+          <w:rFonts w:eastAsia="SimSun" w:hint="eastAsia"/>
+          <w:b w:val="0"/>
+          <w:bCs w:val="0"/>
+          <w:sz w:val="24"/>
+          <w:szCs w:val="24"/>
+          <w:rtl w:val="0"/>
+          <w:lang w:val="zh-TW" w:eastAsia="zh-TW"/>
+        </w:rPr>
+        <w:t>节规定的赛前准备时间或局间休息时间内进行。违反本款者判该局失利；屡犯者按本章 5.7 节加罚或取消该场资格。</w:t>
       </w:r>
     </w:p>
     <w:p>
@@ -9391,7 +9139,7 @@
           <w:szCs w:val="24"/>
           <w:rtl w:val="0"/>
         </w:rPr>
-        <w:t>10.5.1</w:t>
+        <w:t>5.1</w:t>
       </w:r>
       <w:r>
         <w:rPr>
@@ -9722,7 +9470,7 @@
           <w:szCs w:val="24"/>
           <w:rtl w:val="0"/>
         </w:rPr>
-        <w:t xml:space="preserve">10.5.6 </w:t>
+        <w:t xml:space="preserve">5.6 </w:t>
       </w:r>
       <w:r>
         <w:rPr>
@@ -9753,7 +9501,7 @@
           <w:rtl w:val="0"/>
           <w:lang w:val="zh-TW" w:eastAsia="zh-TW"/>
         </w:rPr>
-        <w:t>（9）紧急停止响应（统一规则，机机对抗与人机表演赛均适用）。一旦参赛场内队员（每队不超过 2 人）或现场任一裁判按下机器人紧急停止按钮，机器人须在 200 ms 内停止全部上肢与步态运动。人类选手不负责发出紧急停止指令；主裁判鸣哨示意暂停后，本队入场队员须及时按下本队机器人紧急停止按钮。每场比赛的赛前准备时间内（详见 10.5.1(1) 节），由当值裁判使用裁判秒表测量从触发到完全静止的时间，决定机器人是否符合 200 ms 紧急停止响应要求；未通过测试者不得进入该场比赛场地。现场视频与机器人内部日志可作为暂停响应时长的复核依据。</w:t>
+        <w:t>（9）紧急停止响应（统一规则，机机对抗与人机表演赛均适用）。一旦参赛场内队员（每队不超过 2 人）或现场任一裁判按下机器人紧急停止按钮，机器人须在 200 ms 内停止全部上肢与步态运动。人类选手不负责发出紧急停止指令；主裁判鸣哨示意暂停后，本队入场队员须及时按下本队机器人紧急停止按钮。每场比赛的赛前准备时间内（详见 5.1(1) 节），由当值裁判使用裁判秒表测量从触发到完全静止的时间，决定机器人是否符合 200 ms 紧急停止响应要求；未通过测试者不得进入该场比赛场地。现场视频与机器人内部日志可作为暂停响应时长的复核依据。</w:t>
       </w:r>
     </w:p>
     <w:p>
@@ -9766,7 +9514,7 @@
         <w:rPr>
           <w:rtl w:val="0"/>
         </w:rPr>
-        <w:t xml:space="preserve">10.5.6 </w:t>
+        <w:t xml:space="preserve">5.6 </w:t>
       </w:r>
       <w:r>
         <w:rPr>
@@ -10298,7 +10046,7 @@
                 <w:rtl w:val="0"/>
                 <w:lang w:val="ja-JP" w:eastAsia="ja-JP"/>
               </w:rPr>
-              <w:t xml:space="preserve">10.5.2 </w:t>
+              <w:t xml:space="preserve">5.2 </w:t>
             </w:r>
             <w:r>
               <w:rPr>
@@ -10710,7 +10458,7 @@
                 <w:rtl w:val="0"/>
                 <w:lang w:val="ja-JP" w:eastAsia="ja-JP"/>
               </w:rPr>
-              <w:t xml:space="preserve">10.5.1 </w:t>
+              <w:t xml:space="preserve">5.1 </w:t>
             </w:r>
             <w:r>
               <w:rPr>
@@ -10898,7 +10646,7 @@
                 <w:rtl w:val="0"/>
                 <w:lang w:val="zh-TW" w:eastAsia="zh-TW"/>
               </w:rPr>
-              <w:t>按以下机器人摔倒规则处罚（参照 10.5.5(2)–(4) 款）</w:t>
+              <w:t>按以下机器人摔倒规则处罚（参照 5.5(2)–(4) 款）</w:t>
             </w:r>
           </w:p>
         </w:tc>
@@ -11134,7 +10882,7 @@
                 <w:rtl w:val="0"/>
                 <w:lang w:val="ja-JP" w:eastAsia="ja-JP"/>
               </w:rPr>
-              <w:t>10.5.5</w:t>
+              <w:t>5.5</w:t>
             </w:r>
             <w:r>
               <w:rPr>
@@ -11522,7 +11270,7 @@
                 <w:rtl w:val="0"/>
                 <w:lang w:val="ja-JP" w:eastAsia="ja-JP"/>
               </w:rPr>
-              <w:t>10.5.5</w:t>
+              <w:t>5.5</w:t>
             </w:r>
             <w:r>
               <w:rPr>
@@ -11728,7 +11476,7 @@
                 <w:rtl w:val="0"/>
                 <w:lang w:val="ja-JP" w:eastAsia="ja-JP"/>
               </w:rPr>
-              <w:t xml:space="preserve">10.5.5 </w:t>
+              <w:t xml:space="preserve">5.5 </w:t>
             </w:r>
             <w:r>
               <w:rPr>
@@ -11923,7 +11671,7 @@
         <w:rPr>
           <w:rtl w:val="0"/>
         </w:rPr>
-        <w:t xml:space="preserve">10.5.7 </w:t>
+        <w:t xml:space="preserve">5.7 </w:t>
       </w:r>
       <w:r>
         <w:rPr>
@@ -11973,7 +11721,7 @@
           <w:szCs w:val="24"/>
           <w:rtl w:val="0"/>
         </w:rPr>
-        <w:t xml:space="preserve">10.5.6 </w:t>
+        <w:t xml:space="preserve">5.6 </w:t>
       </w:r>
       <w:r>
         <w:rPr>
@@ -12623,7 +12371,7 @@
           <w:szCs w:val="24"/>
           <w:rtl w:val="0"/>
         </w:rPr>
-        <w:t xml:space="preserve">10.5.6 </w:t>
+        <w:t xml:space="preserve">5.6 </w:t>
       </w:r>
       <w:r>
         <w:rPr>
@@ -12696,7 +12444,7 @@
           <w:rtl w:val="0"/>
           <w:lang w:val="zh-TW" w:eastAsia="zh-TW"/>
         </w:rPr>
-        <w:t>（8）与技战术罚分的关系。10.5.6 节处罚表中列出的技战术违规（如发球违例、10 秒超时、摔倒判分等）依处罚表直接给予得分处罚，不计入本节的黄牌/红牌累计次数。本节黄红牌仅针对纪律性行为（如入场队员超出操作区、对裁判判罚的不当抗议、机器人在静止状态指令下出现非必要动作等）。两套处罚机制独立执行，不可相互替代或抵消。</w:t>
+        <w:t>（8）与技战术罚分的关系。5.6 节处罚表中列出的技战术违规（如发球违例、10 秒超时、摔倒判分等）依处罚表直接给予得分处罚，不计入本节的黄牌/红牌累计次数。本节黄红牌仅针对纪律性行为（如入场队员超出操作区、对裁判判罚的不当抗议、机器人在静止状态指令下出现非必要动作等）。两套处罚机制独立执行，不可相互替代或抵消。</w:t>
       </w:r>
     </w:p>
     <w:p>
@@ -12709,7 +12457,7 @@
         <w:rPr>
           <w:rtl w:val="0"/>
         </w:rPr>
-        <w:t xml:space="preserve">10.6 </w:t>
+        <w:t xml:space="preserve">6 </w:t>
       </w:r>
       <w:r>
         <w:rPr>
@@ -12772,7 +12520,7 @@
         <w:rPr>
           <w:rtl w:val="0"/>
         </w:rPr>
-        <w:t xml:space="preserve">10.6.1 </w:t>
+        <w:t xml:space="preserve">6.1 </w:t>
       </w:r>
       <w:r>
         <w:rPr>
@@ -12832,7 +12580,7 @@
           <w:szCs w:val="24"/>
           <w:rtl w:val="0"/>
         </w:rPr>
-        <w:t xml:space="preserve">10.1.1 </w:t>
+        <w:t xml:space="preserve">1.1 </w:t>
       </w:r>
       <w:r>
         <w:rPr>
@@ -12979,7 +12727,7 @@
           <w:rtl w:val="0"/>
           <w:lang w:val="zh-TW" w:eastAsia="zh-TW"/>
         </w:rPr>
-        <w:t>），轮空队直接进入下一轮。首轮轮空仅意味着该队享有首轮免战待遇，其与正常对阵晋级的队伍在签表中享有同等的晋级权利，并在后续轮次正常对阵；轮空队伍若在自己实际参赛的第一轮即被淘汰，其最终名次按本节 10.6.4（1）规则与同轮被淘汰的其他队伍并列。</w:t>
+        <w:t>），轮空队直接进入下一轮。首轮轮空仅意味着该队享有首轮免战待遇，其与正常对阵晋级的队伍在签表中享有同等的晋级权利，并在后续轮次正常对阵；轮空队伍若在自己实际参赛的第一轮即被淘汰，其最终名次按本节 6.4（1）规则与同轮被淘汰的其他队伍并列。</w:t>
       </w:r>
     </w:p>
     <w:p>
@@ -13058,7 +12806,7 @@
         <w:rPr>
           <w:rtl w:val="0"/>
         </w:rPr>
-        <w:t xml:space="preserve">10.6.2 </w:t>
+        <w:t xml:space="preserve">6.2 </w:t>
       </w:r>
       <w:r>
         <w:rPr>
@@ -13197,7 +12945,7 @@
           <w:szCs w:val="24"/>
           <w:rtl w:val="0"/>
         </w:rPr>
-        <w:t xml:space="preserve">10.6.1 </w:t>
+        <w:t xml:space="preserve">6.1 </w:t>
       </w:r>
       <w:r>
         <w:rPr>
@@ -13377,7 +13125,7 @@
         <w:rPr>
           <w:rtl w:val="0"/>
         </w:rPr>
-        <w:t xml:space="preserve">10.6.3 </w:t>
+        <w:t xml:space="preserve">6.3 </w:t>
       </w:r>
       <w:r>
         <w:rPr>
@@ -13437,7 +13185,7 @@
           <w:szCs w:val="24"/>
           <w:rtl w:val="0"/>
         </w:rPr>
-        <w:t xml:space="preserve">10.5.1 </w:t>
+        <w:t xml:space="preserve">5.1 </w:t>
       </w:r>
       <w:r>
         <w:rPr>
@@ -13539,7 +13287,7 @@
         <w:rPr>
           <w:rtl w:val="0"/>
         </w:rPr>
-        <w:t xml:space="preserve">10.6.4 </w:t>
+        <w:t xml:space="preserve">6.4 </w:t>
       </w:r>
       <w:r>
         <w:rPr>
@@ -13737,7 +13485,7 @@
           <w:szCs w:val="24"/>
           <w:rtl w:val="0"/>
         </w:rPr>
-        <w:t xml:space="preserve">10.7 </w:t>
+        <w:t xml:space="preserve">7 </w:t>
       </w:r>
       <w:r>
         <w:rPr>
@@ -13828,7 +13576,7 @@
         <w:rPr>
           <w:rtl w:val="0"/>
         </w:rPr>
-        <w:t xml:space="preserve">10.7 </w:t>
+        <w:t xml:space="preserve">7 </w:t>
       </w:r>
       <w:r>
         <w:rPr>
@@ -13879,7 +13627,7 @@
           <w:szCs w:val="24"/>
           <w:rtl w:val="0"/>
         </w:rPr>
-        <w:t xml:space="preserve">10.2 </w:t>
+        <w:t xml:space="preserve">2 </w:t>
       </w:r>
       <w:r>
         <w:rPr>
@@ -13904,7 +13652,7 @@
         <w:rPr>
           <w:rtl w:val="0"/>
         </w:rPr>
-        <w:t xml:space="preserve">10.7.1 </w:t>
+        <w:t xml:space="preserve">7.1 </w:t>
       </w:r>
       <w:r>
         <w:rPr>
@@ -13964,7 +13712,7 @@
           <w:szCs w:val="24"/>
           <w:rtl w:val="0"/>
         </w:rPr>
-        <w:t xml:space="preserve">10.6 </w:t>
+        <w:t xml:space="preserve">6 </w:t>
       </w:r>
       <w:r>
         <w:rPr>
@@ -13987,7 +13735,7 @@
           <w:szCs w:val="24"/>
           <w:rtl w:val="0"/>
         </w:rPr>
-        <w:t xml:space="preserve">10.2 </w:t>
+        <w:t xml:space="preserve">2 </w:t>
       </w:r>
       <w:r>
         <w:rPr>
@@ -14165,7 +13913,7 @@
         <w:rPr>
           <w:rtl w:val="0"/>
         </w:rPr>
-        <w:t xml:space="preserve">10.7.2 </w:t>
+        <w:t xml:space="preserve">7.2 </w:t>
       </w:r>
       <w:r>
         <w:rPr>
@@ -14430,7 +14178,7 @@
           <w:szCs w:val="24"/>
           <w:rtl w:val="0"/>
         </w:rPr>
-        <w:t xml:space="preserve">10.5.2 </w:t>
+        <w:t xml:space="preserve">5.2 </w:t>
       </w:r>
       <w:r>
         <w:rPr>
@@ -14610,7 +14358,7 @@
         <w:rPr>
           <w:rtl w:val="0"/>
         </w:rPr>
-        <w:t xml:space="preserve">10.7.3 </w:t>
+        <w:t xml:space="preserve">7.3 </w:t>
       </w:r>
       <w:r>
         <w:rPr>
@@ -14736,7 +14484,7 @@
           <w:szCs w:val="24"/>
           <w:rtl w:val="0"/>
         </w:rPr>
-        <w:t xml:space="preserve">10.5.2 </w:t>
+        <w:t xml:space="preserve">5.2 </w:t>
       </w:r>
       <w:r>
         <w:rPr>
@@ -14940,19 +14688,19 @@
           <w:szCs w:val="24"/>
           <w:rtl w:val="0"/>
         </w:rPr>
-        <w:t xml:space="preserve">10.5.3 </w:t>
-      </w:r>
-      <w:r>
-        <w:rPr>
-          <w:rFonts w:eastAsia="SimSun" w:hint="eastAsia"/>
-          <w:b w:val="0"/>
-          <w:bCs w:val="0"/>
-          <w:sz w:val="24"/>
-          <w:szCs w:val="24"/>
-          <w:rtl w:val="0"/>
-          <w:lang w:val="zh-TW" w:eastAsia="zh-TW"/>
-        </w:rPr>
-        <w:t>节限制（不得越过中线、不得触碰球网或己方台面）。人类选手按 ITTF 规则 2.10.1.10 判定，仅禁止身体或所携带物品触碰对方半台台面，对己方半台台面无此限制；机器人侧则按本章 10.5.3(4) 节更严格判定。</w:t>
+        <w:t xml:space="preserve">5.3 </w:t>
+      </w:r>
+      <w:r>
+        <w:rPr>
+          <w:rFonts w:eastAsia="SimSun" w:hint="eastAsia"/>
+          <w:b w:val="0"/>
+          <w:bCs w:val="0"/>
+          <w:sz w:val="24"/>
+          <w:szCs w:val="24"/>
+          <w:rtl w:val="0"/>
+          <w:lang w:val="zh-TW" w:eastAsia="zh-TW"/>
+        </w:rPr>
+        <w:t>节限制（不得越过中线、不得触碰球网或己方台面）。人类选手按 ITTF 规则 2.10.1.10 判定，仅禁止身体或所携带物品触碰对方半台台面，对己方半台台面无此限制；机器人侧则按本章 5.3(4) 节更严格判定。</w:t>
       </w:r>
     </w:p>
     <w:p>
@@ -15171,7 +14919,7 @@
           <w:rtl w:val="0"/>
           <w:lang w:val="zh-TW" w:eastAsia="zh-TW"/>
         </w:rPr>
-        <w:t>（5）紧急停止。表演赛紧急停止响应统一适用 10.5.5(9) 节规定（人类选手不负责发出紧急停止指令）。如人类选手在比赛中察觉机器人异常或自身需要立即暂停，应通过举手、喊停或其他明显示意方式向主裁判示意；主裁判据此鸣哨示意暂停后，本队入场队员须及时按下本队机器人紧急停止按钮。</w:t>
+        <w:t>（5）紧急停止。表演赛紧急停止响应统一适用 5.5(9) 节规定（人类选手不负责发出紧急停止指令）。如人类选手在比赛中察觉机器人异常或自身需要立即暂停，应通过举手、喊停或其他明显示意方式向主裁判示意；主裁判据此鸣哨示意暂停后，本队入场队员须及时按下本队机器人紧急停止按钮。</w:t>
       </w:r>
     </w:p>
     <w:p>
@@ -15184,7 +14932,7 @@
         <w:rPr>
           <w:rtl w:val="0"/>
         </w:rPr>
-        <w:t xml:space="preserve">10.7.4 </w:t>
+        <w:t xml:space="preserve">7.4 </w:t>
       </w:r>
       <w:r>
         <w:rPr>
@@ -15275,7 +15023,7 @@
           <w:rtl w:val="0"/>
           <w:lang w:val="zh-TW" w:eastAsia="zh-TW"/>
         </w:rPr>
-        <w:t xml:space="preserve">分钟，由组委会安全裁判对机器人外形、最大输出力矩等关键安全指标进行检验（紧急停止响应按 10.5.5(9) 节统一在赛前准备时间内测试）。机器人握拍部位（球拍与机器人手部的连接处）的合成线速度峰值不得超过 6 m/s。测量方法：组委会将一只智能 IMU（惯性测量单元）粘贴在机器人持拍手腕或握拍部位，通过配套 IMU 应用程序（IMU App）记录机器人执行预先约定的最大挥拍动作时的合成线速度，重复若干次取峰值认定；测试未通过者不得参加该场表演赛。</w:t>
+        <w:t xml:space="preserve">分钟，由组委会安全裁判对机器人外形、最大输出力矩等关键安全指标进行检验（紧急停止响应按 5.5(9) 节统一在赛前准备时间内测试）。机器人握拍部位（球拍与机器人手部的连接处）的合成线速度峰值不得超过 6 m/s。测量方法：组委会将一只智能 IMU（惯性测量单元）粘贴在机器人持拍手腕或握拍部位，通过配套 IMU 应用程序（IMU App）记录机器人执行预先约定的最大挥拍动作时的合成线速度，重复若干次取峰值认定；测试未通过者不得参加该场表演赛。</w:t>
       </w:r>
     </w:p>
     <w:p>
@@ -15317,7 +15065,7 @@
           <w:rtl w:val="0"/>
           <w:lang w:val="zh-TW" w:eastAsia="zh-TW"/>
         </w:rPr>
-        <w:t>）人类选手安全装备。组委会为人类选手准备符合赛事级别的护目镜。人类选手不负责发出紧急停止指令；如察觉机器人异常或自身需立即暂停比赛，应通过举手、喊停或其他明显示意方式向主裁判示意，紧急停止流程按 10.7.3(5) 节及 10.5.5(9) 节执行。</w:t>
+        <w:t>）人类选手安全装备。组委会为人类选手准备符合赛事级别的护目镜。人类选手不负责发出紧急停止指令；如察觉机器人异常或自身需立即暂停比赛，应通过举手、喊停或其他明显示意方式向主裁判示意，紧急停止流程按 7.3(5) 节及 5.5(9) 节执行。</w:t>
       </w:r>
     </w:p>
     <w:p>
@@ -15556,7 +15304,7 @@
           <w:rtl w:val="0"/>
           <w:lang w:val="zh-TW" w:eastAsia="zh-TW"/>
         </w:rPr>
-        <w:t>（6）机器人摔倒后的处置与逐次判罚，按 10.5.5(2)–(5) 节执行；若达到 10.5.5(4) 节规定的"连续 3 球无法进入比赛"，本场表演赛立即终止，机器人冠军方在本场表演赛中视为弃权。</w:t>
+        <w:t>（6）机器人摔倒后的处置与逐次判罚，按 5.5(2)–(5) 节执行；若达到 5.5(4) 节规定的"连续 3 球无法进入比赛"，本场表演赛立即终止，机器人冠军方在本场表演赛中视为弃权。</w:t>
       </w:r>
     </w:p>
     <w:p>
@@ -15575,7 +15323,7 @@
           <w:rtl w:val="0"/>
           <w:lang w:val="zh-TW" w:eastAsia="zh-TW"/>
         </w:rPr>
-        <w:t>（7）人类选手不受本节及 10.5.5 节关于摔倒处置的规则约束；若人类选手在比赛中跌倒、身体不适或主动暂停，按本节（5）所述应急处置流程处理。</w:t>
+        <w:t>（7）人类选手不受本节及 5.5 节关于摔倒处置的规则约束；若人类选手在比赛中跌倒、身体不适或主动暂停，按本节（5）所述应急处置流程处理。</w:t>
       </w:r>
     </w:p>
     <w:p>
@@ -15594,7 +15342,7 @@
           <w:rtl w:val="0"/>
           <w:lang w:val="zh-TW" w:eastAsia="zh-TW"/>
         </w:rPr>
-        <w:t>（8）安全装置联调测试。所有用于保护机器人与人类选手的安全装置（机器人侧的紧急停止按钮、虚拟安全墙及其 ROS 2 实时核验节点）须在表演赛开赛前 60 分钟由组委会安全裁判与机器人方共同完成联调测试；任一项未通过则取消该场表演赛资格。紧急停止响应时间的客观测量按 10.5.5(9) 节在标准赛前准备时间内统一执行。</w:t>
+        <w:t>（8）安全装置联调测试。所有用于保护机器人与人类选手的安全装置（机器人侧的紧急停止按钮、虚拟安全墙及其 ROS 2 实时核验节点）须在表演赛开赛前 60 分钟由组委会安全裁判与机器人方共同完成联调测试；任一项未通过则取消该场表演赛资格。紧急停止响应时间的客观测量按 5.5(9) 节在标准赛前准备时间内统一执行。</w:t>
       </w:r>
     </w:p>
     <w:p>
@@ -15607,7 +15355,7 @@
         <w:rPr>
           <w:rtl w:val="0"/>
         </w:rPr>
-        <w:t xml:space="preserve">10.7.5 </w:t>
+        <w:t xml:space="preserve">7.5 </w:t>
       </w:r>
       <w:r>
         <w:rPr>
@@ -15691,7 +15439,7 @@
           <w:szCs w:val="24"/>
           <w:rtl w:val="0"/>
         </w:rPr>
-        <w:t xml:space="preserve">10.5.4 </w:t>
+        <w:t xml:space="preserve">5.4 </w:t>
       </w:r>
       <w:r>
         <w:rPr>
@@ -15970,7 +15718,7 @@
           <w:rtl w:val="0"/>
           <w:lang w:val="zh-TW" w:eastAsia="zh-TW"/>
         </w:rPr>
-        <w:t>分钟，组委会与机器人方在场地内联合完成动作捕捉系统与裁判机的联调测试；任一项未通过则取消该场表演赛。安全装置（紧急停止按钮、虚拟安全墙等）的联调测试按 10.7.4(8) 节在赛前 60 分钟执行；紧急停止响应时间测试按 10.5.5(9) 节在赛前准备时间内统一执行。</w:t>
+        <w:t>分钟，组委会与机器人方在场地内联合完成动作捕捉系统与裁判机的联调测试；任一项未通过则取消该场表演赛。安全装置（紧急停止按钮、虚拟安全墙等）的联调测试按 7.4(8) 节在赛前 60 分钟执行；紧急停止响应时间测试按 5.5(9) 节在赛前准备时间内统一执行。</w:t>
       </w:r>
     </w:p>
     <w:p>
@@ -15983,7 +15731,7 @@
         <w:rPr>
           <w:rtl w:val="0"/>
         </w:rPr>
-        <w:t xml:space="preserve">10.7.6 </w:t>
+        <w:t xml:space="preserve">7.6 </w:t>
       </w:r>
       <w:r>
         <w:rPr>
@@ -16176,7 +15924,7 @@
         <w:rPr>
           <w:rtl w:val="0"/>
         </w:rPr>
-        <w:t xml:space="preserve">10.8 </w:t>
+        <w:t xml:space="preserve">8 </w:t>
       </w:r>
       <w:r>
         <w:rPr>
@@ -16612,7 +16360,7 @@
         <w:rPr>
           <w:rtl w:val="0"/>
         </w:rPr>
-        <w:t xml:space="preserve">10.9 </w:t>
+        <w:t xml:space="preserve">9 </w:t>
       </w:r>
       <w:r>
         <w:rPr>
@@ -16761,7 +16509,7 @@
           <w:szCs w:val="24"/>
           <w:rtl w:val="0"/>
         </w:rPr>
-        <w:t xml:space="preserve">10.1 </w:t>
+        <w:t xml:space="preserve">1 </w:t>
       </w:r>
       <w:r>
         <w:rPr>
@@ -17052,7 +16800,7 @@
           <w:szCs w:val="24"/>
           <w:rtl w:val="0"/>
         </w:rPr>
-        <w:t xml:space="preserve">10.1 </w:t>
+        <w:t xml:space="preserve">1 </w:t>
       </w:r>
       <w:r>
         <w:rPr>
@@ -17174,67 +16922,7 @@
         <w:rtl w:val="0"/>
         <w:lang w:val="zh-TW" w:eastAsia="zh-TW"/>
       </w:rPr>
-      <w:t xml:space="preserve">第二届世界人形机器人运动会赛事规则 </w:t>
-    </w:r>
-    <w:r>
-      <w:rPr>
-        <w:rFonts w:ascii="SimSun" w:hAnsi="SimSun" w:hint="default"/>
-        <w:sz w:val="20"/>
-        <w:szCs w:val="20"/>
-        <w:rtl w:val="0"/>
-        <w:lang w:val="en-US"/>
-      </w:rPr>
-      <w:t xml:space="preserve">— </w:t>
-    </w:r>
-    <w:r>
-      <w:rPr>
-        <w:rFonts w:eastAsia="SimSun" w:hint="eastAsia"/>
-        <w:sz w:val="20"/>
-        <w:szCs w:val="20"/>
-        <w:rtl w:val="0"/>
-        <w:lang w:val="zh-TW" w:eastAsia="zh-TW"/>
-      </w:rPr>
-      <w:t>乒乒</w:t>
-    </w:r>
-    <w:r>
-      <w:rPr>
-        <w:rFonts w:ascii="SimSun" w:hAnsi="SimSun"/>
-        <w:sz w:val="20"/>
-        <w:szCs w:val="20"/>
-        <w:rtl w:val="0"/>
-        <w:lang w:val="en-US"/>
-      </w:rPr>
-      <w:t>AI</w:t>
-    </w:r>
-    <w:r>
-      <w:rPr>
-        <w:rFonts w:eastAsia="SimSun" w:hint="eastAsia"/>
-        <w:sz w:val="20"/>
-        <w:szCs w:val="20"/>
-        <w:rtl w:val="0"/>
-        <w:lang w:val="zh-TW" w:eastAsia="zh-TW"/>
-      </w:rPr>
-      <w:t>自主决策赛项（</w:t>
-    </w:r>
-    <w:r>
-      <w:rPr>
-        <w:rFonts w:ascii="SimSun" w:hAnsi="SimSun"/>
-        <w:sz w:val="20"/>
-        <w:szCs w:val="20"/>
-        <w:rtl w:val="0"/>
-        <w:lang w:val="en-US"/>
-      </w:rPr>
-      <w:t>HOPE AI Challenge</w:t>
-    </w:r>
-    <w:r>
-      <w:rPr>
-        <w:rFonts w:eastAsia="SimSun" w:hint="eastAsia"/>
-        <w:sz w:val="20"/>
-        <w:szCs w:val="20"/>
-        <w:rtl w:val="0"/>
-        <w:lang w:val="zh-TW" w:eastAsia="zh-TW"/>
-      </w:rPr>
-      <w:t>）章节</w:t>
+      <w:t>第二届世界人形机器人运动会 Hitch Open Ping-Pong Embodied (HOPE) AI Challenge 规则手册</w:t>
     </w:r>
   </w:p>
 </w:hdr>
